--- a/开发历程问题整理.docx
+++ b/开发历程问题整理.docx
@@ -3,31 +3,44 @@
 <w:document xmlns:wpc="http://schemas.microsoft.com/office/word/2010/wordprocessingCanvas" xmlns:mo="http://schemas.microsoft.com/office/mac/office/2008/main" xmlns:mc="http://schemas.openxmlformats.org/markup-compatibility/2006" xmlns:mv="urn:schemas-microsoft-com:mac:vml" xmlns:o="urn:schemas-microsoft-com:office:office" xmlns:r="http://schemas.openxmlformats.org/officeDocument/2006/relationships" xmlns:m="http://schemas.openxmlformats.org/officeDocument/2006/math" xmlns:v="urn:schemas-microsoft-com:vml" xmlns:wp14="http://schemas.microsoft.com/office/word/2010/wordprocessingDrawing" xmlns:wp="http://schemas.openxmlformats.org/drawingml/2006/wordprocessingDrawing" xmlns:w10="urn:schemas-microsoft-com:office:word" xmlns:w="http://schemas.openxmlformats.org/wordprocessingml/2006/main" xmlns:w14="http://schemas.microsoft.com/office/word/2010/wordml" xmlns:wpg="http://schemas.microsoft.com/office/word/2010/wordprocessingGroup" xmlns:wpi="http://schemas.microsoft.com/office/word/2010/wordprocessingInk" xmlns:wne="http://schemas.microsoft.com/office/word/2006/wordml" xmlns:wps="http://schemas.microsoft.com/office/word/2010/wordprocessingShape" mc:Ignorable="w14 wp14">
   <w:body>
     <w:p>
-      <w:r>
-        <w:t>智能药箱系统 · 开发历程整理</w:t>
-      </w:r>
-    </w:p>
-    <w:p>
-      <w:r>
-        <w:t>智能药箱系统开发历程完整整理</w:t>
-      </w:r>
-    </w:p>
-    <w:p>
-      <w:r>
-        <w:t>这份文档按时间顺序记录了项目开发过程中遇到的问题与解决办法。每条写清现象、原因、解决办法，涉及代码的附上关键片段，便于回顾或向他人讲解。</w:t>
-      </w:r>
-    </w:p>
-    <w:p>
-      <w:r>
-        <w:t>文档按时间顺序分 7 个阶段：ESP-01S MQTT 固件问题、设备端代码开发、命令下发、舵机、云平台超时、Web 端开发、远程定时功能、开源发布与全面审计、三个大文件的逐行缺陷猎查。</w:t>
-      </w:r>
-    </w:p>
-    <w:p>
-      <w:r>
-        <w:t>说明：本文只收录开发过程中出现的问题，不记录功能需求的提出过程。文末附录是贯穿项目的经验总结。以当前代码为准。</w:t>
-      </w:r>
-    </w:p>
-    <w:p>
+      <w:pPr>
+        <w:pStyle w:val="Title"/>
+      </w:pPr>
+      <w:r>
+        <w:rPr>
+          <w:rFonts w:ascii="Calibri" w:hAnsi="Calibri" w:eastAsia="微软雅黑"/>
+        </w:rPr>
+        <w:t>智能药箱系统 · 开发历程问题整理</w:t>
+      </w:r>
+    </w:p>
+    <w:p>
+      <w:pPr>
+        <w:pStyle w:val="Heading1"/>
+      </w:pPr>
+      <w:r>
+        <w:rPr>
+          <w:rFonts w:ascii="Calibri" w:hAnsi="Calibri" w:eastAsia="微软雅黑"/>
+        </w:rPr>
+        <w:t>目录</w:t>
+      </w:r>
+    </w:p>
+    <w:p>
+      <w:r>
+        <w:fldChar w:fldCharType="begin"/>
+        <w:instrText xml:space="preserve">TOC \o "1-2" \h \z \u</w:instrText>
+        <w:fldChar w:fldCharType="separate"/>
+        <w:t>（在 Word 中按 Ctrl+A 后按 F9 生成目录）</w:t>
+        <w:fldChar w:fldCharType="end"/>
+      </w:r>
+    </w:p>
+    <w:p>
+      <w:r>
+        <w:br w:type="page"/>
+      </w:r>
+    </w:p>
+    <w:p>
+      <w:bookmarkStart w:id="1002" w:name="阶段_一"/>
+      <w:bookmarkStart w:id="1001" w:name="_Toc901001"/>
       <w:pPr>
         <w:pStyle w:val="Heading1"/>
       </w:pPr>
@@ -37,8 +50,12 @@
         </w:rPr>
         <w:t>阶段一：ESP-01S MQTT 固件问题（最开始的难关）</w:t>
       </w:r>
-    </w:p>
-    <w:p>
+      <w:bookmarkEnd w:id="1001"/>
+      <w:bookmarkEnd w:id="1002"/>
+    </w:p>
+    <w:p>
+      <w:bookmarkStart w:id="1004" w:name="问题001"/>
+      <w:bookmarkStart w:id="1003" w:name="_Toc901003"/>
       <w:pPr>
         <w:pStyle w:val="Heading2"/>
       </w:pPr>
@@ -48,6 +65,8 @@
         </w:rPr>
         <w:t>1. 1471号固件上报属性数据一直报 ERROR</w:t>
       </w:r>
+      <w:bookmarkEnd w:id="1003"/>
+      <w:bookmarkEnd w:id="1004"/>
     </w:p>
     <w:p>
       <w:r>
@@ -93,6 +112,8 @@
       </w:r>
     </w:p>
     <w:p>
+      <w:bookmarkStart w:id="1006" w:name="问题002"/>
+      <w:bookmarkStart w:id="1005" w:name="_Toc901005"/>
       <w:pPr>
         <w:pStyle w:val="Heading2"/>
       </w:pPr>
@@ -102,6 +123,8 @@
         </w:rPr>
         <w:t>2. 固件版本选择（1471、1112、1470 的区别）</w:t>
       </w:r>
+      <w:bookmarkEnd w:id="1005"/>
+      <w:bookmarkEnd w:id="1006"/>
     </w:p>
     <w:p>
       <w:r>
@@ -110,10 +133,17 @@
     </w:p>
     <w:p>
       <w:r>
+        <w:t>原因：ESP-01S 的 Flash 只有 1MB，而现成的几个固件是 4MB 和 2MB 版本，分区表按更大的 Flash 划分，烧进 1MB 芯片后空间不够，起不来。</w:t>
+      </w:r>
+    </w:p>
+    <w:p>
+      <w:r>
         <w:t>解决办法：1MB 的 ESP-01S 只能用 1MB 固件。乐鑫官方没有单独发布 1MB 版本，需要从 GitHub 的 CI 构建产物里下载 esp8285-1MB-at。</w:t>
       </w:r>
     </w:p>
     <w:p>
+      <w:bookmarkStart w:id="1008" w:name="问题003"/>
+      <w:bookmarkStart w:id="1007" w:name="_Toc901007"/>
       <w:pPr>
         <w:pStyle w:val="Heading2"/>
       </w:pPr>
@@ -123,6 +153,8 @@
         </w:rPr>
         <w:t>3. 下载官方 1MB 固件</w:t>
       </w:r>
+      <w:bookmarkEnd w:id="1007"/>
+      <w:bookmarkEnd w:id="1008"/>
     </w:p>
     <w:p>
       <w:r>
@@ -131,10 +163,17 @@
     </w:p>
     <w:p>
       <w:r>
+        <w:t>原因：乐鑫没有单独发布 1MB 版本，只有 CI 构建产物；而 GitHub Actions 的 artifact 在国内网络下容易断流，乐鑫官网的下载页又没有这个版本。</w:t>
+      </w:r>
+    </w:p>
+    <w:p>
+      <w:r>
         <w:t>解决办法：换网络环境（比如手机热点）重试，从 release/v2.2.0.0_esp8266 分支的 CI Artifacts 页面下载 esp8285-1MB-at 包（4.23MB），存到项目里的 ESP8266固件烧录资料/esp8285-1MB-at/ 文件夹。</w:t>
       </w:r>
     </w:p>
     <w:p>
+      <w:bookmarkStart w:id="1010" w:name="问题004"/>
+      <w:bookmarkStart w:id="1009" w:name="_Toc901009"/>
       <w:pPr>
         <w:pStyle w:val="Heading2"/>
       </w:pPr>
@@ -144,6 +183,8 @@
         </w:rPr>
         <w:t>4. 烧录后芯片发烫、发 AT 没反应</w:t>
       </w:r>
+      <w:bookmarkEnd w:id="1009"/>
+      <w:bookmarkEnd w:id="1010"/>
     </w:p>
     <w:p>
       <w:r>
@@ -162,12 +203,7 @@
     </w:p>
     <w:p>
       <w:r>
-        <w:t>注意：必须把它烧到 0x19000。官方原始地址表里 0x19000 指向的是未改引脚的 factory_param.bin，</w:t>
-      </w:r>
-    </w:p>
-    <w:p>
-      <w:r>
-        <w:t>若照原表烧录，跑起来仍是 GPIO15/GPIO13 的配置，表现为"烧录成功但发 AT 无响应、芯片发烫"。</w:t>
+        <w:t>注意：必须把它烧到 0x19000。官方原始地址表里 0x19000 指向的是未改引脚的 factory_param.bin，若照原表烧录，跑起来仍是 GPIO15/GPIO13 的配置，表现为"烧录成功但发 AT 无响应、芯片发烫"。</w:t>
       </w:r>
     </w:p>
     <w:p>
@@ -191,6 +227,8 @@
       </w:r>
     </w:p>
     <w:p>
+      <w:bookmarkStart w:id="1012" w:name="问题005"/>
+      <w:bookmarkStart w:id="1011" w:name="_Toc901011"/>
       <w:pPr>
         <w:pStyle w:val="Heading2"/>
       </w:pPr>
@@ -200,19 +238,17 @@
         </w:rPr>
         <w:t>5. 新固件连接华为云（MQTT 连接参数）</w:t>
       </w:r>
+      <w:bookmarkEnd w:id="1011"/>
+      <w:bookmarkEnd w:id="1012"/>
     </w:p>
     <w:p>
       <w:r>
         <w:t>现象：AT+MQTTUSERCFG=? 和 AT+MQTTPUBRAW=? 返回 ERROR，以为固件不支持。</w:t>
-        <w:br/>
+      </w:r>
+    </w:p>
+    <w:p>
+      <w:r>
         <w:t>原因：这个固件不支持"查帮助"这种用法。</w:t>
-        <w:br/>
-        <w:t>解决办法：直接按格式发命令，先发配置命令，返回 OK 后再连接：</w:t>
-      </w:r>
-    </w:p>
-    <w:p>
-      <w:r>
-        <w:t>解决办法：直接发送完整配置命令：</w:t>
       </w:r>
     </w:p>
     <w:p>
@@ -230,6 +266,8 @@
       </w:r>
     </w:p>
     <w:p>
+      <w:bookmarkStart w:id="1014" w:name="问题006"/>
+      <w:bookmarkStart w:id="1013" w:name="_Toc901013"/>
       <w:pPr>
         <w:pStyle w:val="Heading2"/>
       </w:pPr>
@@ -239,6 +277,13 @@
         </w:rPr>
         <w:t>6. 设备端代码里的连接坑（串口助手调试阶段）</w:t>
       </w:r>
+      <w:bookmarkEnd w:id="1013"/>
+      <w:bookmarkEnd w:id="1014"/>
+    </w:p>
+    <w:p>
+      <w:r>
+        <w:t>原因：这几个坑都出在同一处——AT 固件的实际行为与它的文档不一致（订阅应答、数据内联位置、残留会话都如此），而代码里的行缓冲一开始又偏小。</w:t>
+      </w:r>
     </w:p>
     <w:p>
       <w:r>
@@ -261,6 +306,8 @@
       </w:r>
     </w:p>
     <w:p>
+      <w:bookmarkStart w:id="1016" w:name="阶段_二"/>
+      <w:bookmarkStart w:id="1015" w:name="_Toc901015"/>
       <w:pPr>
         <w:pStyle w:val="Heading1"/>
       </w:pPr>
@@ -270,8 +317,12 @@
         </w:rPr>
         <w:t>阶段二：设备端代码开发（硬件适配）</w:t>
       </w:r>
-    </w:p>
-    <w:p>
+      <w:bookmarkEnd w:id="1015"/>
+      <w:bookmarkEnd w:id="1016"/>
+    </w:p>
+    <w:p>
+      <w:bookmarkStart w:id="1018" w:name="问题007"/>
+      <w:bookmarkStart w:id="1017" w:name="_Toc901017"/>
       <w:pPr>
         <w:pStyle w:val="Heading2"/>
       </w:pPr>
@@ -281,6 +332,8 @@
         </w:rPr>
         <w:t>7. 首次运行：LCD 画面镜像、显示范围小</w:t>
       </w:r>
+      <w:bookmarkEnd w:id="1017"/>
+      <w:bookmarkEnd w:id="1018"/>
     </w:p>
     <w:p>
       <w:r>
@@ -303,6 +356,8 @@
       </w:r>
     </w:p>
     <w:p>
+      <w:bookmarkStart w:id="1020" w:name="问题008"/>
+      <w:bookmarkStart w:id="1019" w:name="_Toc901019"/>
       <w:pPr>
         <w:pStyle w:val="Heading2"/>
       </w:pPr>
@@ -312,6 +367,8 @@
         </w:rPr>
         <w:t>8. 实时时间错误（1970 年、差 8 小时）</w:t>
       </w:r>
+      <w:bookmarkEnd w:id="1019"/>
+      <w:bookmarkEnd w:id="1020"/>
     </w:p>
     <w:p>
       <w:r>
@@ -408,6 +465,8 @@
       </w:r>
     </w:p>
     <w:p>
+      <w:bookmarkStart w:id="1022" w:name="问题009"/>
+      <w:bookmarkStart w:id="1021" w:name="_Toc901021"/>
       <w:pPr>
         <w:pStyle w:val="Heading2"/>
       </w:pPr>
@@ -417,6 +476,8 @@
         </w:rPr>
         <w:t>9. WiFi 断连重连（已连接和连接中反复切换）</w:t>
       </w:r>
+      <w:bookmarkEnd w:id="1021"/>
+      <w:bookmarkEnd w:id="1022"/>
     </w:p>
     <w:p>
       <w:r>
@@ -434,6 +495,8 @@
       </w:r>
     </w:p>
     <w:p>
+      <w:bookmarkStart w:id="1024" w:name="问题010"/>
+      <w:bookmarkStart w:id="1023" w:name="_Toc901023"/>
       <w:pPr>
         <w:pStyle w:val="Heading2"/>
       </w:pPr>
@@ -443,6 +506,8 @@
         </w:rPr>
         <w:t>10. MQTT 连不上（项目里连不上，直连串口能连上）</w:t>
       </w:r>
+      <w:bookmarkEnd w:id="1023"/>
+      <w:bookmarkEnd w:id="1024"/>
     </w:p>
     <w:p>
       <w:r>
@@ -465,17 +530,7 @@
           <w:rFonts w:ascii="Consolas" w:hAnsi="Consolas" w:eastAsia="微软雅黑"/>
           <w:sz w:val="19"/>
         </w:rPr>
-        <w:t>void BuildMqttCred(char *cid, uint32_t cidLen,</w:t>
-      </w:r>
-    </w:p>
-    <w:p>
-      <w:r>
-        <w:t>char *user, uint32_t userLen,</w:t>
-      </w:r>
-    </w:p>
-    <w:p>
-      <w:r>
-        <w:t>char *pass, uint32_t passLen)</w:t>
+        <w:t>void BuildMqttCred(char *cid, uint32_t cidLen, char *user, uint32_t userLen, char *pass, uint32_t passLen)</w:t>
       </w:r>
     </w:p>
     <w:p>
@@ -529,6 +584,8 @@
       </w:r>
     </w:p>
     <w:p>
+      <w:bookmarkStart w:id="1026" w:name="问题011"/>
+      <w:bookmarkStart w:id="1025" w:name="_Toc901025"/>
       <w:pPr>
         <w:pStyle w:val="Heading2"/>
       </w:pPr>
@@ -538,6 +595,13 @@
         </w:rPr>
         <w:t>11. 早期杂项问题</w:t>
       </w:r>
+      <w:bookmarkEnd w:id="1025"/>
+      <w:bookmarkEnd w:id="1026"/>
+    </w:p>
+    <w:p>
+      <w:r>
+        <w:t>原因：这些是工程早期边做边改留下的零散问题，多与命名一致性和编码有关。</w:t>
+      </w:r>
     </w:p>
     <w:p>
       <w:r>
@@ -560,6 +624,8 @@
       </w:r>
     </w:p>
     <w:p>
+      <w:bookmarkStart w:id="1028" w:name="阶段_三"/>
+      <w:bookmarkStart w:id="1027" w:name="_Toc901027"/>
       <w:pPr>
         <w:pStyle w:val="Heading1"/>
       </w:pPr>
@@ -569,8 +635,12 @@
         </w:rPr>
         <w:t>阶段三：命令下发、舵机、云平台超时（核心难点）</w:t>
       </w:r>
-    </w:p>
-    <w:p>
+      <w:bookmarkEnd w:id="1027"/>
+      <w:bookmarkEnd w:id="1028"/>
+    </w:p>
+    <w:p>
+      <w:bookmarkStart w:id="1030" w:name="问题012"/>
+      <w:bookmarkStart w:id="1029" w:name="_Toc901029"/>
       <w:pPr>
         <w:pStyle w:val="Heading2"/>
       </w:pPr>
@@ -580,6 +650,8 @@
         </w:rPr>
         <w:t>12. 华为云下发命令舵机没反应、命令超时（第一次修复：加响应参数）</w:t>
       </w:r>
+      <w:bookmarkEnd w:id="1029"/>
+      <w:bookmarkEnd w:id="1030"/>
     </w:p>
     <w:p>
       <w:r>
@@ -593,12 +665,7 @@
     </w:p>
     <w:p>
       <w:r>
-        <w:t>- 舵机不动先排查了 PCA9685 的 I2C 通信，日志显示 MODE1=0x21 读取正常，不是通信问题，是角度没生效</w:t>
-      </w:r>
-    </w:p>
-    <w:p>
-      <w:r>
-        <w:t>（补充说明：这里的 I2C 是软件模拟 I2C，见 pca9685.c 开头注释——PB6/PB7 开漏 + 外部上拉，逐位翻转 GPIO 实现。之所以不用 STM32F103 的硬件 I2C1，是因为该系列硬件 I2C 有已知的稳定性问题。早期文档与 pca9685.h 曾写作「硬件 I2C1」，属于笔误，现已更正。）</w:t>
+        <w:t>- 舵机不动先排查了 PCA9685 的 I2C 通信，日志显示 MODE1=0x21 读取正常，不是通信问题，是角度没生效（补充说明：这里的 I2C 是软件模拟 I2C，见 pca9685.c 开头注释——PB6/PB7 开漏 + 外部上拉，逐位翻转 GPIO 实现。之所以不用 STM32F103 的硬件 I2C1，是因为该系列硬件 I2C 有已知的稳定性问题。早期文档与 pca9685.h 曾写作「硬件 I2C1」，属于笔误，现已更正。）</w:t>
       </w:r>
     </w:p>
     <w:p>
@@ -617,12 +684,7 @@
           <w:rFonts w:ascii="Consolas" w:hAnsi="Consolas" w:eastAsia="微软雅黑"/>
           <w:sz w:val="19"/>
         </w:rPr>
-        <w:t>static const char resp[] =</w:t>
-      </w:r>
-    </w:p>
-    <w:p>
-      <w:r>
-        <w:t>"{\"result_code\":0,\"response_name\":\"remote_open_box\",\"paras\":{\"result\":0}}";</w:t>
+        <w:t>static const char resp[] = "{\"result_code\":0,\"response_name\":\"remote_open_box\",\"paras\":{\"result\":0}}";</w:t>
       </w:r>
     </w:p>
     <w:p>
@@ -636,6 +698,8 @@
       </w:r>
     </w:p>
     <w:p>
+      <w:bookmarkStart w:id="1032" w:name="问题013"/>
+      <w:bookmarkStart w:id="1031" w:name="_Toc901031"/>
       <w:pPr>
         <w:pStyle w:val="Heading2"/>
       </w:pPr>
@@ -645,11 +709,16 @@
         </w:rPr>
         <w:t>13. 舵机速度太慢（10 秒才转到 90 度）</w:t>
       </w:r>
+      <w:bookmarkEnd w:id="1031"/>
+      <w:bookmarkEnd w:id="1032"/>
     </w:p>
     <w:p>
       <w:r>
         <w:t>现象：舵机从 0 度转到 90 度要大概 10 秒，太慢。</w:t>
-        <w:br/>
+      </w:r>
+    </w:p>
+    <w:p>
+      <w:r>
         <w:t>原因：开盒时按角度逐级爬升，每级之间都有等待，累计起来就成了 10 秒。</w:t>
       </w:r>
     </w:p>
@@ -696,6 +765,10 @@
     </w:p>
     <w:p>
       <w:r>
+        <w:rPr>
+          <w:rFonts w:ascii="Consolas" w:hAnsi="Consolas" w:eastAsia="微软雅黑"/>
+          <w:sz w:val="19"/>
+        </w:rPr>
         <w:t>g_BoxState[i] = BOX_READY;</w:t>
       </w:r>
     </w:p>
@@ -750,6 +823,8 @@
       </w:r>
     </w:p>
     <w:p>
+      <w:bookmarkStart w:id="1034" w:name="问题014"/>
+      <w:bookmarkStart w:id="1033" w:name="_Toc901033"/>
       <w:pPr>
         <w:pStyle w:val="Heading2"/>
       </w:pPr>
@@ -759,11 +834,16 @@
         </w:rPr>
         <w:t>14. 舵机供电确认</w:t>
       </w:r>
+      <w:bookmarkEnd w:id="1033"/>
+      <w:bookmarkEnd w:id="1034"/>
     </w:p>
     <w:p>
       <w:r>
         <w:t>现象：SG90 舵机没力、动作慢，怀疑供电问题。</w:t>
-        <w:br/>
+      </w:r>
+    </w:p>
+    <w:p>
+      <w:r>
         <w:t>原因：舵机供电取自板载 3.3V，电流能力不足。</w:t>
       </w:r>
     </w:p>
@@ -773,6 +853,8 @@
       </w:r>
     </w:p>
     <w:p>
+      <w:bookmarkStart w:id="1036" w:name="问题015"/>
+      <w:bookmarkStart w:id="1035" w:name="_Toc901035"/>
       <w:pPr>
         <w:pStyle w:val="Heading2"/>
       </w:pPr>
@@ -782,6 +864,8 @@
         </w:rPr>
         <w:t>15. 命令响应发布了但华为云仍超时（第二次，最难的 bug：栈溢出）</w:t>
       </w:r>
+      <w:bookmarkEnd w:id="1035"/>
+      <w:bookmarkEnd w:id="1036"/>
     </w:p>
     <w:p>
       <w:r>
@@ -815,27 +899,7 @@
     </w:p>
     <w:p>
       <w:r>
-        <w:t>g_TopicProp      0x20000758  120  mqtt_huawei.o(.bss)</w:t>
-      </w:r>
-    </w:p>
-    <w:p>
-      <w:r>
-        <w:t>g_TopicCmdSub    0x200007d0  120  mqtt_huawei.o(.bss)</w:t>
-      </w:r>
-    </w:p>
-    <w:p>
-      <w:r>
-        <w:t>g_CmdRequestId   0x20000848   40  mqtt_huawei.o(.bss)</w:t>
-      </w:r>
-    </w:p>
-    <w:p>
-      <w:r>
-        <w:t>g_ReplyRequestId 0x20000870   40  mqtt_huawei.o(.bss)</w:t>
-      </w:r>
-    </w:p>
-    <w:p>
-      <w:r>
-        <w:t>STACK            0x20000960 1024  startup_stm32f10x_hd.o(STACK)</w:t>
+        <w:t>g_TopicProp      0x20000758  120  mqtt_huawei.o(.bss) g_TopicCmdSub    0x200007d0  120  mqtt_huawei.o(.bss) g_CmdRequestId   0x20000848   40  mqtt_huawei.o(.bss) g_ReplyRequestId 0x20000870   40  mqtt_huawei.o(.bss) STACK            0x20000960 1024  startup_stm32f10x_hd.o(STACK)</w:t>
       </w:r>
     </w:p>
     <w:p>
@@ -850,12 +914,7 @@
     </w:p>
     <w:p>
       <w:r>
-        <w:t>- 栈只有 1KB，向下溢出，把紧挨着的 g_ReplyRequestId 和 g_CmdRequestId 都踩掉了</w:t>
-      </w:r>
-    </w:p>
-    <w:p>
-      <w:r>
-        <w:t>这解释了两个现象：为什么昨天行今天不行（昨天把 payload 从 160 改成 200 等缓冲加大后，栈用量正好跨过了 1KB 的临界点）；为什么 rid 变成 1 个字符（栈里溢出的数据覆盖了它）。</w:t>
+        <w:t>- 栈只有 1KB，向下溢出，把紧挨着的 g_ReplyRequestId 和 g_CmdRequestId 都踩掉了这解释了两个现象：为什么昨天行今天不行（昨天把 payload 从 160 改成 200 等缓冲加大后，栈用量正好跨过了 1KB 的临界点）；为什么 rid 变成 1 个字符（栈里溢出的数据覆盖了它）。</w:t>
       </w:r>
     </w:p>
     <w:p>
@@ -893,6 +952,8 @@
       </w:r>
     </w:p>
     <w:p>
+      <w:bookmarkStart w:id="1038" w:name="阶段_四"/>
+      <w:bookmarkStart w:id="1037" w:name="_Toc901037"/>
       <w:pPr>
         <w:pStyle w:val="Heading1"/>
       </w:pPr>
@@ -902,8 +963,12 @@
         </w:rPr>
         <w:t>阶段四：Web 端开发（前端 uni-app + 后端 Node.js）</w:t>
       </w:r>
-    </w:p>
-    <w:p>
+      <w:bookmarkEnd w:id="1037"/>
+      <w:bookmarkEnd w:id="1038"/>
+    </w:p>
+    <w:p>
+      <w:bookmarkStart w:id="1040" w:name="问题016"/>
+      <w:bookmarkStart w:id="1039" w:name="_Toc901039"/>
       <w:pPr>
         <w:pStyle w:val="Heading2"/>
       </w:pPr>
@@ -913,6 +978,8 @@
         </w:rPr>
         <w:t>16. AK/SK 认证问题（IAM 子用户必须用派生签名）</w:t>
       </w:r>
+      <w:bookmarkEnd w:id="1039"/>
+      <w:bookmarkEnd w:id="1040"/>
     </w:p>
     <w:p>
       <w:r>
@@ -940,17 +1007,7 @@
     </w:p>
     <w:p>
       <w:r>
-        <w:t>ak: CONFIG.ak,</w:t>
-      </w:r>
-    </w:p>
-    <w:p>
-      <w:r>
-        <w:t>sk: CONFIG.sk,</w:t>
-      </w:r>
-    </w:p>
-    <w:p>
-      <w:r>
-        <w:t>projectId: CONFIG.projectId,</w:t>
+        <w:t>ak: CONFIG.ak, sk: CONFIG.sk, projectId: CONFIG.projectId,</w:t>
       </w:r>
     </w:p>
     <w:p>
@@ -959,17 +1016,7 @@
           <w:rFonts w:ascii="Consolas" w:hAnsi="Consolas" w:eastAsia="微软雅黑"/>
           <w:sz w:val="19"/>
         </w:rPr>
-        <w:t>})</w:t>
-      </w:r>
-    </w:p>
-    <w:p>
-      <w:r>
-        <w:t>.withDerivedPredicate(() =&gt; true)</w:t>
-      </w:r>
-    </w:p>
-    <w:p>
-      <w:r>
-        <w:t>.withRegionId(CONFIG.region);</w:t>
+        <w:t>}) .withDerivedPredicate(() =&gt; true) .withRegionId(CONFIG.region);</w:t>
       </w:r>
     </w:p>
     <w:p>
@@ -979,6 +1026,10 @@
     </w:p>
     <w:p>
       <w:r>
+        <w:rPr>
+          <w:rFonts w:ascii="Consolas" w:hAnsi="Consolas" w:eastAsia="微软雅黑"/>
+          <w:sz w:val="19"/>
+        </w:rPr>
         <w:t>function withInstanceId(request) {</w:t>
       </w:r>
     </w:p>
@@ -993,6 +1044,10 @@
     </w:p>
     <w:p>
       <w:r>
+        <w:rPr>
+          <w:rFonts w:ascii="Consolas" w:hAnsi="Consolas" w:eastAsia="微软雅黑"/>
+          <w:sz w:val="19"/>
+        </w:rPr>
         <w:t>request.withInstanceId(CONFIG.instanceId);</w:t>
       </w:r>
     </w:p>
@@ -1029,6 +1084,8 @@
       </w:r>
     </w:p>
     <w:p>
+      <w:bookmarkStart w:id="1042" w:name="问题017"/>
+      <w:bookmarkStart w:id="1041" w:name="_Toc901041"/>
       <w:pPr>
         <w:pStyle w:val="Heading2"/>
       </w:pPr>
@@ -1038,6 +1095,8 @@
         </w:rPr>
         <w:t>17. HBuilderX 编译器下载卡死，改用 CLI 方式</w:t>
       </w:r>
+      <w:bookmarkEnd w:id="1041"/>
+      <w:bookmarkEnd w:id="1042"/>
     </w:p>
     <w:p>
       <w:r>
@@ -1070,6 +1129,8 @@
       </w:r>
     </w:p>
     <w:p>
+      <w:bookmarkStart w:id="1044" w:name="问题018"/>
+      <w:bookmarkStart w:id="1043" w:name="_Toc901043"/>
       <w:pPr>
         <w:pStyle w:val="Heading2"/>
       </w:pPr>
@@ -1079,6 +1140,8 @@
         </w:rPr>
         <w:t>18. 后端和前端启动操作问题</w:t>
       </w:r>
+      <w:bookmarkEnd w:id="1043"/>
+      <w:bookmarkEnd w:id="1044"/>
     </w:p>
     <w:p>
       <w:r>
@@ -1087,6 +1150,11 @@
     </w:p>
     <w:p>
       <w:r>
+        <w:t>原因：前端和后端是两个独立工程，各自的 package.json 在不同目录，在错误的目录执行命令就会报找不到脚本或入口文件。</w:t>
+      </w:r>
+    </w:p>
+    <w:p>
+      <w:r>
         <w:t>浏览器能不能运行：后端是 Node 程序只能终端启动，但启动后接口可以在浏览器直接访问（GET 类的）。</w:t>
       </w:r>
     </w:p>
@@ -1096,6 +1164,8 @@
       </w:r>
     </w:p>
     <w:p>
+      <w:bookmarkStart w:id="1046" w:name="问题019"/>
+      <w:bookmarkStart w:id="1045" w:name="_Toc901045"/>
       <w:pPr>
         <w:pStyle w:val="Heading2"/>
       </w:pPr>
@@ -1105,6 +1175,8 @@
         </w:rPr>
         <w:t>19. 前端空白页、vite 路径错误</w:t>
       </w:r>
+      <w:bookmarkEnd w:id="1045"/>
+      <w:bookmarkEnd w:id="1046"/>
     </w:p>
     <w:p>
       <w:r>
@@ -1127,6 +1199,8 @@
       </w:r>
     </w:p>
     <w:p>
+      <w:bookmarkStart w:id="1048" w:name="问题020"/>
+      <w:bookmarkStart w:id="1047" w:name="_Toc901047"/>
       <w:pPr>
         <w:pStyle w:val="Heading2"/>
       </w:pPr>
@@ -1136,6 +1210,8 @@
         </w:rPr>
         <w:t>20. 前端定时编辑面板（H5 兼容）</w:t>
       </w:r>
+      <w:bookmarkEnd w:id="1047"/>
+      <w:bookmarkEnd w:id="1048"/>
     </w:p>
     <w:p>
       <w:r>
@@ -1158,6 +1234,8 @@
       </w:r>
     </w:p>
     <w:p>
+      <w:bookmarkStart w:id="1050" w:name="问题021"/>
+      <w:bookmarkStart w:id="1049" w:name="_Toc901049"/>
       <w:pPr>
         <w:pStyle w:val="Heading2"/>
       </w:pPr>
@@ -1167,6 +1245,8 @@
         </w:rPr>
         <w:t>21. 主界面显示"星期星期五"</w:t>
       </w:r>
+      <w:bookmarkEnd w:id="1049"/>
+      <w:bookmarkEnd w:id="1050"/>
     </w:p>
     <w:p>
       <w:r>
@@ -1198,6 +1278,8 @@
       </w:r>
     </w:p>
     <w:p>
+      <w:bookmarkStart w:id="1052" w:name="问题022"/>
+      <w:bookmarkStart w:id="1051" w:name="_Toc901051"/>
       <w:pPr>
         <w:pStyle w:val="Heading2"/>
       </w:pPr>
@@ -1207,6 +1289,8 @@
         </w:rPr>
         <w:t>22. 开箱后状态显示不同步（已开、待开）</w:t>
       </w:r>
+      <w:bookmarkEnd w:id="1051"/>
+      <w:bookmarkEnd w:id="1052"/>
     </w:p>
     <w:p>
       <w:r>
@@ -1257,22 +1341,7 @@
           <w:rFonts w:ascii="Consolas" w:hAnsi="Consolas" w:eastAsia="微软雅黑"/>
           <w:sz w:val="19"/>
         </w:rPr>
-        <w:t>sprintf(payload,</w:t>
-      </w:r>
-    </w:p>
-    <w:p>
-      <w:r>
-        <w:t>"{\"services\":[{\"service_id\":\"%s\",\"properties\":{\"box_num\":0,"</w:t>
-      </w:r>
-    </w:p>
-    <w:p>
-      <w:r>
-        <w:t>"\"chufa_time\":\"%04u-%02u-%02u %02u:%02u:%02u\"}}]}",</w:t>
-      </w:r>
-    </w:p>
-    <w:p>
-      <w:r>
-        <w:t>HUAWEI_SERVICE_ID, ...);</w:t>
+        <w:t>sprintf(payload, "{\"services\":[{\"service_id\":\"%s\",\"properties\":{\"box_num\":0," "\"chufa_time\":\"%04u-%02u-%02u %02u:%02u:%02u\"}}]}", HUAWEI_SERVICE_ID, ...);</w:t>
       </w:r>
     </w:p>
     <w:p>
@@ -1295,12 +1364,7 @@
     </w:p>
     <w:p>
       <w:r>
-        <w:t>- App 轮询到 box_num=0 就把所有药盒复位成待开</w:t>
-      </w:r>
-    </w:p>
-    <w:p>
-      <w:r>
-        <w:t>排查中还发现一个坑：设备影子里有一个残留的 service "s1"（properties 里是 b），排在前面。App 和后端读影子时不能取 shadow[0]，必须按 service_id 找到 medicine_box_service 那一项，否则永远读不到 box_num：</w:t>
+        <w:t>- App 轮询到 box_num=0 就把所有药盒复位成待开排查中还发现一个坑：设备影子里有一个残留的 service "s1"（properties 里是 b），排在前面。App 和后端读影子时不能取 shadow[0]，必须按 service_id 找到 medicine_box_service 那一项，否则永远读不到 box_num：</w:t>
       </w:r>
     </w:p>
     <w:p>
@@ -1318,6 +1382,8 @@
       </w:r>
     </w:p>
     <w:p>
+      <w:bookmarkStart w:id="1054" w:name="阶段_五"/>
+      <w:bookmarkStart w:id="1053" w:name="_Toc901053"/>
       <w:pPr>
         <w:pStyle w:val="Heading1"/>
       </w:pPr>
@@ -1327,8 +1393,12 @@
         </w:rPr>
         <w:t>阶段五：远程定时功能（加前后端同步）</w:t>
       </w:r>
-    </w:p>
-    <w:p>
+      <w:bookmarkEnd w:id="1053"/>
+      <w:bookmarkEnd w:id="1054"/>
+    </w:p>
+    <w:p>
+      <w:bookmarkStart w:id="1056" w:name="问题023"/>
+      <w:bookmarkStart w:id="1055" w:name="_Toc901055"/>
       <w:pPr>
         <w:pStyle w:val="Heading2"/>
       </w:pPr>
@@ -1338,6 +1408,8 @@
         </w:rPr>
         <w:t>23. 未设置的定时显示 00:00，应该显示"未设置"</w:t>
       </w:r>
+      <w:bookmarkEnd w:id="1055"/>
+      <w:bookmarkEnd w:id="1056"/>
     </w:p>
     <w:p>
       <w:r>
@@ -1420,6 +1492,8 @@
       </w:r>
     </w:p>
     <w:p>
+      <w:bookmarkStart w:id="1058" w:name="问题024"/>
+      <w:bookmarkStart w:id="1057" w:name="_Toc901057"/>
       <w:pPr>
         <w:pStyle w:val="Heading2"/>
       </w:pPr>
@@ -1429,10 +1503,17 @@
         </w:rPr>
         <w:t>24. 前端定时保存但设备端不同步（几个连环坑）</w:t>
       </w:r>
+      <w:bookmarkEnd w:id="1057"/>
+      <w:bookmarkEnd w:id="1058"/>
     </w:p>
     <w:p>
       <w:r>
         <w:t>坑 1：后端用 UpdateDeviceShadowDesiredData 接口更新影子，这个接口只改影子里的 desired，不会下发给设备。改成用修改设备属性接口 updateProperties，华为云会通过 properties/set 主题推给设备：</w:t>
+      </w:r>
+    </w:p>
+    <w:p>
+      <w:r>
+        <w:t>原因：三个坑分别出在接口选错、SDK 类名写错、以及设备端局部变量未初始化，都属「看起来能跑、实际没生效」的类型，所以现象都表现为保存了但设备没反应。</w:t>
       </w:r>
     </w:p>
     <w:p>
@@ -1492,6 +1573,8 @@
       </w:r>
     </w:p>
     <w:p>
+      <w:bookmarkStart w:id="1060" w:name="问题025"/>
+      <w:bookmarkStart w:id="1059" w:name="_Toc901059"/>
       <w:pPr>
         <w:pStyle w:val="Heading2"/>
       </w:pPr>
@@ -1501,6 +1584,8 @@
         </w:rPr>
         <w:t>25. ESP-01S 512 字节限制，改成按盒分属性（最关键）</w:t>
       </w:r>
+      <w:bookmarkEnd w:id="1059"/>
+      <w:bookmarkEnd w:id="1060"/>
     </w:p>
     <w:p>
       <w:r>
@@ -1574,6 +1659,10 @@
     </w:p>
     <w:p>
       <w:r>
+        <w:rPr>
+          <w:rFonts w:ascii="Consolas" w:hAnsi="Consolas" w:eastAsia="微软雅黑"/>
+          <w:sz w:val="19"/>
+        </w:rPr>
         <w:t>int h = (r-&gt;hour[d][t] == 0xFFu) ? 255 : r-&gt;hour[d][t];</w:t>
       </w:r>
     </w:p>
@@ -1616,6 +1705,8 @@
       </w:r>
     </w:p>
     <w:p>
+      <w:bookmarkStart w:id="1062" w:name="问题026"/>
+      <w:bookmarkStart w:id="1061" w:name="_Toc901061"/>
       <w:pPr>
         <w:pStyle w:val="Heading2"/>
       </w:pPr>
@@ -1625,6 +1716,8 @@
         </w:rPr>
         <w:t>26. 设备端修改前端不同步，上报循环有 bug</w:t>
       </w:r>
+      <w:bookmarkEnd w:id="1061"/>
+      <w:bookmarkEnd w:id="1062"/>
     </w:p>
     <w:p>
       <w:r>
@@ -1693,6 +1786,8 @@
       </w:r>
     </w:p>
     <w:p>
+      <w:bookmarkStart w:id="1064" w:name="问题027"/>
+      <w:bookmarkStart w:id="1063" w:name="_Toc901063"/>
       <w:pPr>
         <w:pStyle w:val="Heading2"/>
       </w:pPr>
@@ -1702,6 +1797,8 @@
         </w:rPr>
         <w:t>27. 设置完一个定时，其他药盒全变 00:00</w:t>
       </w:r>
+      <w:bookmarkEnd w:id="1063"/>
+      <w:bookmarkEnd w:id="1064"/>
     </w:p>
     <w:p>
       <w:r>
@@ -1724,6 +1821,8 @@
       </w:r>
     </w:p>
     <w:p>
+      <w:bookmarkStart w:id="1066" w:name="问题028"/>
+      <w:bookmarkStart w:id="1065" w:name="_Toc901065"/>
       <w:pPr>
         <w:pStyle w:val="Heading2"/>
       </w:pPr>
@@ -1733,6 +1832,8 @@
         </w:rPr>
         <w:t>28. 后端连华为云网络超时（ETIMEDOUT）</w:t>
       </w:r>
+      <w:bookmarkEnd w:id="1065"/>
+      <w:bookmarkEnd w:id="1066"/>
     </w:p>
     <w:p>
       <w:r>
@@ -1773,27 +1874,7 @@
           <w:rFonts w:ascii="Consolas" w:hAnsi="Consolas" w:eastAsia="微软雅黑"/>
           <w:sz w:val="19"/>
         </w:rPr>
-        <w:t>const client = IoTDAClient.newBuilder()</w:t>
-      </w:r>
-    </w:p>
-    <w:p>
-      <w:r>
-        <w:t>.withCredential(credentials)</w:t>
-      </w:r>
-    </w:p>
-    <w:p>
-      <w:r>
-        <w:t>.withRegion(region)</w:t>
-      </w:r>
-    </w:p>
-    <w:p>
-      <w:r>
-        <w:t>.withOptions({ axiosRequestConfig: { httpsAgent: ipv4Agent } })</w:t>
-      </w:r>
-    </w:p>
-    <w:p>
-      <w:r>
-        <w:t>.build();</w:t>
+        <w:t>const client = IoTDAClient.newBuilder() .withCredential(credentials) .withRegion(region) .withOptions({ axiosRequestConfig: { httpsAgent: ipv4Agent } }) .build();</w:t>
       </w:r>
     </w:p>
     <w:p>
@@ -1807,6 +1888,8 @@
       </w:r>
     </w:p>
     <w:p>
+      <w:bookmarkStart w:id="1068" w:name="阶段_六"/>
+      <w:bookmarkStart w:id="1067" w:name="_Toc901067"/>
       <w:pPr>
         <w:pStyle w:val="Heading1"/>
       </w:pPr>
@@ -1816,8 +1899,12 @@
         </w:rPr>
         <w:t>阶段六：开源发布与全面审计（发布前后）</w:t>
       </w:r>
-    </w:p>
-    <w:p>
+      <w:bookmarkEnd w:id="1067"/>
+      <w:bookmarkEnd w:id="1068"/>
+    </w:p>
+    <w:p>
+      <w:bookmarkStart w:id="1070" w:name="问题029"/>
+      <w:bookmarkStart w:id="1069" w:name="_Toc901069"/>
       <w:pPr>
         <w:pStyle w:val="Heading2"/>
       </w:pPr>
@@ -1827,35 +1914,17 @@
         </w:rPr>
         <w:t>29. 编码统一：从 GBK/UTF-8 混编改为全工程 GBK</w:t>
       </w:r>
-    </w:p>
-    <w:p>
-      <w:r>
-        <w:t>现象：源码里 GBK 与 UTF-8 混编（实测 GBK 16 个 / UTF-8 14 个），历史上已因此</w:t>
-      </w:r>
-    </w:p>
-    <w:p>
-      <w:r>
-        <w:t>发生过两次中文注释被破坏成 "?" 的事故（见附录第 1 条）。</w:t>
-      </w:r>
-    </w:p>
-    <w:p>
-      <w:r>
-        <w:t>原因：Keil 工程里 C99 是关闭的（uvprojx 里 &lt;uC99&gt;0&lt;/uC99&gt;），armcc V5 在中文 Windows 上</w:t>
-      </w:r>
-    </w:p>
-    <w:p>
-      <w:r>
-        <w:t>按系统代码页 936(GBK) 读取源文件。源文件若是 UTF-8，汉字的多字节序列会被</w:t>
-      </w:r>
-    </w:p>
-    <w:p>
-      <w:r>
-        <w:t>当成 GBK 解析，轻则注释乱码，重则报 "invalid multibyte character" 编译失败。</w:t>
-      </w:r>
-    </w:p>
-    <w:p>
-      <w:r>
-        <w:t>也就是说：混编本身就是隐患，不是"两种都能用"。</w:t>
+      <w:bookmarkEnd w:id="1069"/>
+      <w:bookmarkEnd w:id="1070"/>
+    </w:p>
+    <w:p>
+      <w:r>
+        <w:t>现象：源码里 GBK 与 UTF-8 混编（实测 GBK 16 个 / UTF-8 14 个），历史上已因此发生过两次中文注释被破坏成 "?" 的事故（见附录第 1 条）。</w:t>
+      </w:r>
+    </w:p>
+    <w:p>
+      <w:r>
+        <w:t>原因：Keil 工程里 C99 是关闭的（uvprojx 里 &lt;uC99&gt;0&lt;/uC99&gt;），armcc V5 在中文 Windows 上按系统代码页 936(GBK) 读取源文件。源文件若是 UTF-8，汉字的多字节序列会被当成 GBK 解析，轻则注释乱码，重则报 "invalid multibyte character" 编译失败。也就是说：混编本身就是隐患，不是"两种都能用"。</w:t>
       </w:r>
     </w:p>
     <w:p>
@@ -1873,8 +1942,9 @@
         <w:t>GBK 编解码往返稳定；转换后无替换符。转换前的源码留底在 _encoding_backup/。</w:t>
       </w:r>
     </w:p>
-    <w:p/>
-    <w:p>
+    <w:p>
+      <w:bookmarkStart w:id="1072" w:name="问题030"/>
+      <w:bookmarkStart w:id="1071" w:name="_Toc901071"/>
       <w:pPr>
         <w:pStyle w:val="Heading2"/>
       </w:pPr>
@@ -1884,6 +1954,8 @@
         </w:rPr>
         <w:t>30. 修复 menu.c 的 17 处乱码注释</w:t>
       </w:r>
+      <w:bookmarkEnd w:id="1071"/>
+      <w:bookmarkEnd w:id="1072"/>
     </w:p>
     <w:p>
       <w:r>
@@ -1892,30 +1964,17 @@
     </w:p>
     <w:p>
       <w:r>
-        <w:t>原因：与附录第 1 条同源——用 UTF-8 编辑器保存过 GBK 文件，汉字每字 2 字节</w:t>
-      </w:r>
-    </w:p>
-    <w:p>
-      <w:r>
-        <w:t>各变成一个 "?"，字节已丢、不可逆。</w:t>
-      </w:r>
-    </w:p>
-    <w:p>
-      <w:r>
-        <w:t>解决办法：字符串字面量本身是完好的（写成 "\xD6\xC7..." 字节转义形式），</w:t>
-      </w:r>
-    </w:p>
-    <w:p>
-      <w:r>
-        <w:t>于是从字符串字节反推出原中文（智能药箱系统 / 已打开 / 待打开 / 药盒选择 …），</w:t>
-      </w:r>
-    </w:p>
-    <w:p>
-      <w:r>
-        <w:t>再据此重建注释。这也印证了"界面中文一律写成字节转义"这个约定的价值。</w:t>
-      </w:r>
-    </w:p>
-    <w:p>
+        <w:t>原因：与附录第 1 条同源——用 UTF-8 编辑器保存过 GBK 文件，汉字每字 2 字节各变成一个 "?"，字节已丢、不可逆。</w:t>
+      </w:r>
+    </w:p>
+    <w:p>
+      <w:r>
+        <w:t>解决办法：字符串字面量本身是完好的（写成 "\xD6\xC7..." 字节转义形式），于是从字符串字节反推出原中文（智能药箱系统 / 已打开 / 待打开 / 药盒选择 …），再据此重建注释。这也印证了"界面中文一律写成字节转义"这个约定的价值。</w:t>
+      </w:r>
+    </w:p>
+    <w:p>
+      <w:bookmarkStart w:id="1074" w:name="问题031"/>
+      <w:bookmarkStart w:id="1073" w:name="_Toc901073"/>
       <w:pPr>
         <w:pStyle w:val="Heading2"/>
       </w:pPr>
@@ -1923,134 +1982,10 @@
         <w:rPr>
           <w:rFonts w:ascii="Calibri" w:hAnsi="Calibri" w:eastAsia="微软雅黑"/>
         </w:rPr>
-        <w:t>31. 一批与代码不符的注释（逐条核对后更正）</w:t>
-      </w:r>
-    </w:p>
-    <w:p>
-      <w:r>
-        <w:t>现象：审计中发现多处注释描述的与代码实际不一致。</w:t>
-        <w:br/>
-        <w:t>原因：这些注释写于早期版本，之后代码改过多轮，注释没有同步更新。</w:t>
-        <w:br/>
-        <w:t>解决办法：逐条核对后更正：</w:t>
-      </w:r>
-    </w:p>
-    <w:p>
-      <w:r>
-        <w:t>- pca9685.h 里写"硬件 I2C1"，实际是软件模拟 I2C</w:t>
-      </w:r>
-    </w:p>
-    <w:p>
-      <w:r>
-        <w:t>（pca9685.c 用 GPIO-&gt;BSRR/BRR 逐位翻转，全程未调用任何硬件 I2C 外设函数）；</w:t>
-      </w:r>
-    </w:p>
-    <w:p>
-      <w:r>
-        <w:t>- lcd.c 头部写 "ILI9341"，实际驱动芯片是 ILI9488（初始化序列与读 ID 均为 0x9488）；</w:t>
-      </w:r>
-    </w:p>
-    <w:p>
-      <w:r>
-        <w:t>- mqtt_huawei.c 里"MqttOnData(buf[257])" —— 实际是 char buf[2050]；</w:t>
-      </w:r>
-    </w:p>
-    <w:p>
-      <w:r>
-        <w:t>- mqtt_huawei.c 的 ScheduleSerialize 上方写 "49 comma-separated values, box-major,</w:t>
-      </w:r>
-    </w:p>
-    <w:p>
-      <w:r>
-        <w:t>0 = not set, 24 = 0 o'clock" —— 四处都不对：实际是单盒（调用点传 g_SchedIdx）、</w:t>
-      </w:r>
-    </w:p>
-    <w:p>
-      <w:r>
-        <w:t>56 个数字、未设置哨兵是 255。这段是早期"整表单属性"设计的残留；</w:t>
-      </w:r>
-    </w:p>
-    <w:p>
-      <w:r>
-        <w:t>- mqtt_huawei.c 的 MqttOnNtp 上方写"NTP 返回 UTC 要加 8 小时"，而代码一行都没加</w:t>
-      </w:r>
-    </w:p>
-    <w:p>
-      <w:r>
-        <w:t>（NTP_CFG 已把模组时区设为 +8，返回即北京时间），且与紧随其后的正确中文注释相反；</w:t>
-      </w:r>
-    </w:p>
-    <w:p>
-      <w:r>
-        <w:t>- flash.c 顶部写"Flash 全 0xFF 时对前 396 字节算得的 CRC = 0xFFFFFFFF" ——</w:t>
-      </w:r>
-    </w:p>
-    <w:p>
-      <w:r>
-        <w:t>实测是 0xC3D0643C。0xFFFFFFFF 是初值，末步还要异或取反，写注释时把初值当成了结果。</w:t>
-      </w:r>
-    </w:p>
-    <w:p>
-      <w:r>
-        <w:t>（这条是机器查出来的：verify_numbers.py 用同一张表在 PC 上独立重算后比对。）</w:t>
-      </w:r>
-    </w:p>
-    <w:p>
-      <w:pPr>
-        <w:pStyle w:val="Heading2"/>
-      </w:pPr>
-      <w:r>
-        <w:rPr>
-          <w:rFonts w:ascii="Calibri" w:hAnsi="Calibri" w:eastAsia="微软雅黑"/>
-        </w:rPr>
-        <w:t>32. 修复 app.h 注释过薄与参数范围写错</w:t>
-      </w:r>
-    </w:p>
-    <w:p>
-      <w:r>
-        <w:t>现象：本轮补注释时 app.h 被漏掉，只有约 150 字说明，而同批次的 usart.h 有 1400 余字。</w:t>
-      </w:r>
-    </w:p>
-    <w:p>
-      <w:r>
-        <w:t>原因：分批派活时漏了这一个文件（它是被 include 最多的头文件之一，理应最详细）。</w:t>
-      </w:r>
-    </w:p>
-    <w:p>
-      <w:r>
-        <w:t>解决办法：补到约 1000 字，写清模块定位、典型调用顺序、四条必须遵守的约定</w:t>
-      </w:r>
-    </w:p>
-    <w:p>
-      <w:r>
-        <w:t>（盒号 0~6 / 天下标 0~6 而 RTC 是 1~7 / hour==0xFF 才是"未设置" /</w:t>
-      </w:r>
-    </w:p>
-    <w:p>
-      <w:r>
-        <w:t>开盒状态只是软件记录不代表盒盖真开了）。</w:t>
-      </w:r>
-    </w:p>
-    <w:p>
-      <w:r>
-        <w:t>同时修正 App_RemoteSetTimer 的参数说明：原写 "hour=1~24"，</w:t>
-      </w:r>
-    </w:p>
-    <w:p>
-      <w:r>
-        <w:t>实现里的合法输入其实是 0~24，其中 0 表示"清除该天"。</w:t>
-      </w:r>
-    </w:p>
-    <w:p>
-      <w:pPr>
-        <w:pStyle w:val="Heading2"/>
-      </w:pPr>
-      <w:r>
-        <w:rPr>
-          <w:rFonts w:ascii="Calibri" w:hAnsi="Calibri" w:eastAsia="微软雅黑"/>
-        </w:rPr>
-        <w:t>33. esp01s_at.c 数组越界（长度语义 off-by-one）</w:t>
-      </w:r>
+        <w:t>31. esp01s_at.c 数组越界（长度语义 off-by-one）</w:t>
+      </w:r>
+      <w:bookmarkEnd w:id="1073"/>
+      <w:bookmarkEnd w:id="1074"/>
     </w:p>
     <w:p>
       <w:r>
@@ -2068,12 +2003,7 @@
           <w:rFonts w:ascii="Consolas" w:hAnsi="Consolas" w:eastAsia="微软雅黑"/>
           <w:sz w:val="19"/>
         </w:rPr>
-        <w:t>static uint8_t g_Data[ESP_DATA_MAX];      /* 恰好 2048 字节，合法下标 0..2047 */</w:t>
-      </w:r>
-    </w:p>
-    <w:p>
-      <w:r>
-        <w:t>...</w:t>
+        <w:t>static uint8_t g_Data[ESP_DATA_MAX];      /* 恰好 2048 字节，合法下标 0..2047 */ ...</w:t>
       </w:r>
     </w:p>
     <w:p>
@@ -2082,47 +2012,17 @@
           <w:rFonts w:ascii="Consolas" w:hAnsi="Consolas" w:eastAsia="微软雅黑"/>
           <w:sz w:val="19"/>
         </w:rPr>
-        <w:t>if (g_DataLen &lt; ESP_DATA_MAX)             /* 允许 g_DataLen 增长到 2048 */</w:t>
-      </w:r>
-    </w:p>
-    <w:p>
-      <w:r>
-        <w:t>g_Data[g_DataLen++] = b;              /* 最后一次写 g_Data[2047] 之后 Len=2048 */</w:t>
-      </w:r>
-    </w:p>
-    <w:p>
-      <w:r>
-        <w:t>原因：边界应取 ESP_DATA_MAX - 1。写成了 &lt; ESP_DATA_MAX 之后，</w:t>
-      </w:r>
-    </w:p>
-    <w:p>
-      <w:r>
-        <w:t>"缓冲能放多少字节"与"下标上界"被混为一谈，g_DataLen 可以等于数组尺寸。</w:t>
-      </w:r>
-    </w:p>
-    <w:p>
-      <w:r>
-        <w:t>为什么危险：消费方 mqtt_huawei.c 的 MqttOnData 里是 char buf[2050]，</w:t>
-      </w:r>
-    </w:p>
-    <w:p>
-      <w:r>
-        <w:t>注释明确写的是"2048(截断上限) + 结尾 '\0' + 1 字节余量"——</w:t>
-      </w:r>
-    </w:p>
-    <w:p>
-      <w:r>
-        <w:t>正好被这个 off-by-one 吃掉。虽然当前 memcpy 仍在 buf 范围内，</w:t>
-      </w:r>
-    </w:p>
-    <w:p>
-      <w:r>
-        <w:t>但"长度等于数组尺寸"这个状态本身就是错的，任何按 ESP_DATA_MAX 分配、</w:t>
-      </w:r>
-    </w:p>
-    <w:p>
-      <w:r>
-        <w:t>再 memcpy(len) 的消费者都会越界 1 字节。</w:t>
+        <w:t>if (g_DataLen &lt; ESP_DATA_MAX)             /* 允许 g_DataLen 增长到 2048 */ g_Data[g_DataLen++] = b;              /* 最后一次写 g_Data[2047] 之后 Len=2048 */</w:t>
+      </w:r>
+    </w:p>
+    <w:p>
+      <w:r>
+        <w:t>原因：边界应取 ESP_DATA_MAX - 1。写成了 &lt; ESP_DATA_MAX 之后， "缓冲能放多少字节"与"下标上界"被混为一谈，g_DataLen 可以等于数组尺寸。</w:t>
+      </w:r>
+    </w:p>
+    <w:p>
+      <w:r>
+        <w:t>为什么危险：消费方 mqtt_huawei.c 的 MqttOnData 里是 char buf[2050]，注释明确写的是"2048(截断上限) + 结尾 '\0' + 1 字节余量"——正好被这个 off-by-one 吃掉。虽然当前 memcpy 仍在 buf 范围内，但"长度等于数组尺寸"这个状态本身就是错的，任何按 ESP_DATA_MAX 分配、再 memcpy(len) 的消费者都会越界 1 字节。</w:t>
       </w:r>
     </w:p>
     <w:p>
@@ -2146,6 +2046,8 @@
       </w:r>
     </w:p>
     <w:p>
+      <w:bookmarkStart w:id="1076" w:name="问题032"/>
+      <w:bookmarkStart w:id="1075" w:name="_Toc901075"/>
       <w:pPr>
         <w:pStyle w:val="Heading2"/>
       </w:pPr>
@@ -2153,17 +2055,14 @@
         <w:rPr>
           <w:rFonts w:ascii="Calibri" w:hAnsi="Calibri" w:eastAsia="微软雅黑"/>
         </w:rPr>
-        <w:t>34. 后端一个畸形请求就能打崩进程</w:t>
-      </w:r>
-    </w:p>
-    <w:p>
-      <w:r>
-        <w:t>现象：审计 Web 端时发现，POST /api/schedule 发一个 days:[null,null,...] 的请求，</w:t>
-      </w:r>
-    </w:p>
-    <w:p>
-      <w:r>
-        <w:t>后端进程会直接退出（不是返回错误，是整个服务没了）。</w:t>
+        <w:t>32. 后端一个畸形请求就能打崩进程</w:t>
+      </w:r>
+      <w:bookmarkEnd w:id="1075"/>
+      <w:bookmarkEnd w:id="1076"/>
+    </w:p>
+    <w:p>
+      <w:r>
+        <w:t>现象：审计 Web 端时发现，POST /api/schedule 发一个 days:[null,null,...] 的请求，后端进程会直接退出（不是返回错误，是整个服务没了）。</w:t>
       </w:r>
     </w:p>
     <w:p>
@@ -2182,22 +2081,12 @@
     </w:p>
     <w:p>
       <w:r>
-        <w:t>day 为 null 时抛 TypeError；而 Express 4 不接管 async 处理函数抛出的异常，</w:t>
-      </w:r>
-    </w:p>
-    <w:p>
-      <w:r>
-        <w:t>Node 默认行为是结束进程（unhandledRejection）。</w:t>
-      </w:r>
-    </w:p>
-    <w:p>
-      <w:r>
-        <w:t>叠加后端 cors() 允许所有来源，等于任意网页 fetch 一次就能把服务打挂，</w:t>
-      </w:r>
-    </w:p>
-    <w:p>
-      <w:r>
-        <w:t>远程开盒、状态查询随之全部下线。</w:t>
+        <w:t>day 为 null 时抛 TypeError；而 Express 4 不接管 async 处理函数抛出的异常， Node 默认行为是结束进程（unhandledRejection）。</w:t>
+      </w:r>
+    </w:p>
+    <w:p>
+      <w:r>
+        <w:t>叠加后端 cors() 允许所有来源，等于任意网页 fetch 一次就能把服务打挂，远程开盒、状态查询随之全部下线。</w:t>
       </w:r>
     </w:p>
     <w:p>
@@ -2207,12 +2096,7 @@
     </w:p>
     <w:p>
       <w:r>
-        <w:t>- 校验全部移入 try；用可选链防 null；改用 Number.isInteger 替代 isNaN</w:t>
-      </w:r>
-    </w:p>
-    <w:p>
-      <w:r>
-        <w:t>（后者会放过 null 与 ''，会序列化出空字段，设备端 atoi 得 0 → 界面显示 00:00）；</w:t>
+        <w:t>- 校验全部移入 try；用可选链防 null；改用 Number.isInteger 替代 isNaN （后者会放过 null 与 ''，会序列化出空字段，设备端 atoi 得 0 → 界面显示 00:00）；</w:t>
       </w:r>
     </w:p>
     <w:p>
@@ -2227,25 +2111,17 @@
     </w:p>
     <w:p>
       <w:r>
-        <w:t>- required() 现在也会拦 &lt;YOUR_...&gt; 占位符（原来只判空，cp 模板后忘改会让服务</w:t>
-      </w:r>
-    </w:p>
-    <w:p>
-      <w:r>
-        <w:t>"看起来启动成功"，随后每次请求都报华为云签名错，根因极难定位）；</w:t>
-      </w:r>
-    </w:p>
-    <w:p>
-      <w:r>
-        <w:t>- require('./server.local.js') 的 catch 增加文件名判断，避免把该文件内部 require</w:t>
-      </w:r>
-    </w:p>
-    <w:p>
-      <w:r>
-        <w:t>失败的真实错误静默吞掉、误报成"配置缺失"。</w:t>
-      </w:r>
-    </w:p>
-    <w:p>
+        <w:t>- required() 现在也会拦 &lt;YOUR_...&gt; 占位符（原来只判空，cp 模板后忘改会让服务 "看起来启动成功"，随后每次请求都报华为云签名错，根因极难定位）；</w:t>
+      </w:r>
+    </w:p>
+    <w:p>
+      <w:r>
+        <w:t>- require('./server.local.js') 的 catch 增加文件名判断，避免把该文件内部 require 失败的真实错误静默吞掉、误报成"配置缺失"。</w:t>
+      </w:r>
+    </w:p>
+    <w:p>
+      <w:bookmarkStart w:id="1078" w:name="问题033"/>
+      <w:bookmarkStart w:id="1077" w:name="_Toc901077"/>
       <w:pPr>
         <w:pStyle w:val="Heading2"/>
       </w:pPr>
@@ -2253,32 +2129,24 @@
         <w:rPr>
           <w:rFonts w:ascii="Calibri" w:hAnsi="Calibri" w:eastAsia="微软雅黑"/>
         </w:rPr>
-        <w:t>35. 修正 ESP-01S 烧录地址表（一个真实的烧录陷阱）</w:t>
-      </w:r>
-    </w:p>
-    <w:p>
-      <w:r>
-        <w:t>现象：固件包里的 download.config / flasher_args.json 里，0x19000 指向的是</w:t>
-      </w:r>
-    </w:p>
-    <w:p>
-      <w:r>
-        <w:t>未改引脚的 factory_param.bin，而实际需要烧的是改过引脚的</w:t>
-      </w:r>
-    </w:p>
-    <w:p>
-      <w:r>
-        <w:t>factory_param_ESP01S.bin。照原表烧录 → 白烧一次。</w:t>
-      </w:r>
-    </w:p>
-    <w:p>
-      <w:r>
-        <w:t>这正是本人在阶段一第 4 条遇到过的现象："按官方地址表烧录显示 finish，</w:t>
-      </w:r>
-    </w:p>
-    <w:p>
-      <w:r>
-        <w:t>但发 AT 无响应、芯片发烫"——当时只记了"要改引脚"，没记"地址表也要改"。</w:t>
+        <w:t>33. 修正 ESP-01S 烧录地址表（一个真实的烧录陷阱）</w:t>
+      </w:r>
+      <w:bookmarkEnd w:id="1077"/>
+      <w:bookmarkEnd w:id="1078"/>
+    </w:p>
+    <w:p>
+      <w:r>
+        <w:t>现象：固件包里的 download.config / flasher_args.json 里，0x19000 指向的是未改引脚的 factory_param.bin，而实际需要烧的是改过引脚的 factory_param_ESP01S.bin。照原表烧录 → 白烧一次。</w:t>
+      </w:r>
+    </w:p>
+    <w:p>
+      <w:r>
+        <w:t>原因：官方原包的地址表指向的是未改引脚的 factory_param.bin，而改过引脚的版本是自己替换进去的，地址表没跟着改，于是每次刷完引脚配置都不对。</w:t>
+      </w:r>
+    </w:p>
+    <w:p>
+      <w:r>
+        <w:t>这正是本人在阶段一第 4 条遇到过的现象："按官方地址表烧录显示 finish，但发 AT 无响应、芯片发烫"——当时只记了"要改引脚"，没记"地址表也要改"。</w:t>
       </w:r>
     </w:p>
     <w:p>
@@ -2288,22 +2156,12 @@
     </w:p>
     <w:p>
       <w:r>
-        <w:t>0F 0D 03 01 05  →  01 03 FF FF FF</w:t>
-      </w:r>
-    </w:p>
-    <w:p>
-      <w:r>
-        <w:t>即 AT 引脚 GPIO15/GPIO13 → GPIO1/GPIO3，与本文档第 44 行的描述吻合。</w:t>
-      </w:r>
-    </w:p>
-    <w:p>
-      <w:r>
-        <w:t>解决办法：把 0x19000 那一行改为 customized_partitions/factory_param_ESP01S.bin，</w:t>
-      </w:r>
-    </w:p>
-    <w:p>
-      <w:r>
-        <w:t>并在 README 里明确写出这一步（原来只写"随固件一起烧录"，不够具体）。</w:t>
+        <w:t>0F 0D 03 01 05  →  01 03 FF FF FF 即 AT 引脚 GPIO15/GPIO13 → GPIO1/GPIO3，与本文档第 44 行的描述吻合。</w:t>
+      </w:r>
+    </w:p>
+    <w:p>
+      <w:r>
+        <w:t>解决办法：把 0x19000 那一行改为 customized_partitions/factory_param_ESP01S.bin，并在 README 里明确写出这一步（原来只写"随固件一起烧录"，不够具体）。</w:t>
       </w:r>
     </w:p>
     <w:p>
@@ -2318,15 +2176,32 @@
     </w:p>
     <w:p>
       <w:r>
-        <w:t>是乐鑫原版二进制、不属于本项目成果，未纳入仓库，需自行从</w:t>
-      </w:r>
-    </w:p>
-    <w:p>
-      <w:r>
-        <w:t>esp-at 的 release/v2.2.0.0_esp8266 分支下载完整包。</w:t>
-      </w:r>
-    </w:p>
-    <w:p>
+        <w:t>是乐鑫原版二进制、不属于本项目成果，未纳入仓库，需自行从 esp-at 的 release/v2.2.0.0_esp8266 分支下载完整包。</w:t>
+      </w:r>
+    </w:p>
+    <w:p>
+      <w:bookmarkStart w:id="1080" w:name="阶段_七"/>
+      <w:bookmarkStart w:id="1079" w:name="_Toc901079"/>
+      <w:pPr>
+        <w:pStyle w:val="Heading1"/>
+      </w:pPr>
+      <w:r>
+        <w:rPr>
+          <w:rFonts w:ascii="Calibri" w:hAnsi="Calibri" w:eastAsia="微软雅黑"/>
+        </w:rPr>
+        <w:t>阶段七：三个大文件的逐行缺陷猎查</w:t>
+      </w:r>
+      <w:bookmarkEnd w:id="1079"/>
+      <w:bookmarkEnd w:id="1080"/>
+    </w:p>
+    <w:p>
+      <w:r>
+        <w:t>结论：pca9685.c 的软件 I2C 位层逐条核对后没有真实错误（起始/停止/重复起始时序、SDA 方向切换、ACK 采样、无死循环、预分频=121、角度换算不溢出，全部成立）。其余文件找出的问题见下。</w:t>
+      </w:r>
+    </w:p>
+    <w:p>
+      <w:bookmarkStart w:id="1082" w:name="问题034"/>
+      <w:bookmarkStart w:id="1081" w:name="_Toc901081"/>
       <w:pPr>
         <w:pStyle w:val="Heading2"/>
       </w:pPr>
@@ -2334,138 +2209,19 @@
         <w:rPr>
           <w:rFonts w:ascii="Calibri" w:hAnsi="Calibri" w:eastAsia="微软雅黑"/>
         </w:rPr>
-        <w:t>36. 文档与代码的一致性订正</w:t>
-      </w:r>
-    </w:p>
-    <w:p>
-      <w:r>
-        <w:t>现象：审计时发现文档描述与代码实际不一致。</w:t>
-        <w:br/>
-        <w:t>原因：源码经过多轮修改，文档没有同步更新。</w:t>
-        <w:br/>
-        <w:t>解决办法：逐项订正：</w:t>
-      </w:r>
-    </w:p>
-    <w:p>
-      <w:r>
-        <w:t>- 行数全面过时（本轮加注释后源码从约 5600 行涨到 9634 行）：</w:t>
-      </w:r>
-    </w:p>
-    <w:p>
-      <w:r>
-        <w:t>menu.c 819→1517、mqtt_huawei.c 903→1432、lcd.c 501→967、esp01s_at.c 379→778；</w:t>
-      </w:r>
-    </w:p>
-    <w:p>
-      <w:r>
-        <w:t>- "两条完全对等的配置通道"表述不准确：真正双向同步的只有 schedule_1~7，</w:t>
-      </w:r>
-    </w:p>
-    <w:p>
-      <w:r>
-        <w:t>box_num / chufa_text / chufa_time 这三个属性设备端只上报、从不读取；</w:t>
-      </w:r>
-    </w:p>
-    <w:p>
-      <w:r>
-        <w:t>- Web 端 README 的 schedule 线格式示例写成了 14 个数字（按每天 4 个时间点应为 8 个）；</w:t>
-      </w:r>
-    </w:p>
-    <w:p>
-      <w:r>
-        <w:t>- Web 端 README 让读者"改 server.js 顶部的 CONFIG 填凭证"——重构后源码里已无</w:t>
-      </w:r>
-    </w:p>
-    <w:p>
-      <w:r>
-        <w:t>可填凭证的位置，照做会启动即退出。已补上 server.local.js / 环境变量的正确步骤；</w:t>
-      </w:r>
-    </w:p>
-    <w:p>
-      <w:r>
-        <w:t>- 《开发历程整理》正文里引用的 .map 内存布局片段是示意片段，与当前布局不符</w:t>
-      </w:r>
-    </w:p>
-    <w:p>
-      <w:r>
-        <w:t>（地址不同、且缺 g_TopicPropSet），已加注记说明；当前真实布局见</w:t>
-      </w:r>
-    </w:p>
-    <w:p>
-      <w:r>
-        <w:t>Project/Listings/yehuoF103.map。</w:t>
-      </w:r>
-    </w:p>
-    <w:p>
-      <w:pPr>
-        <w:pStyle w:val="Heading1"/>
-      </w:pPr>
-      <w:r>
-        <w:rPr>
-          <w:rFonts w:ascii="Calibri" w:hAnsi="Calibri" w:eastAsia="微软雅黑"/>
-        </w:rPr>
-        <w:t>阶段七：三个大文件的逐行缺陷猎查（把"抽查"升级为"通读"）</w:t>
-      </w:r>
-    </w:p>
-    <w:p>
-      <w:r>
-        <w:t>机器查不出的，是"代码能跑、但语义错"这一类。于是又对三个此前只抽查过</w:t>
-      </w:r>
-    </w:p>
-    <w:p>
-      <w:r>
-        <w:t>关键片段的大文件做了逐行通读：menu.c(1517 行)、mqtt_huawei.c(1432 行)、</w:t>
-      </w:r>
-    </w:p>
-    <w:p>
-      <w:r>
-        <w:t>以及 lcd.c(967 行) 与 pca9685.c(605 行)。</w:t>
-      </w:r>
-    </w:p>
-    <w:p>
-      <w:r>
-        <w:t>结论先说：pca9685.c 的软件 I2C 位层逐条核对后没有真实错误</w:t>
-      </w:r>
-    </w:p>
-    <w:p>
-      <w:r>
-        <w:t>（起始/停止/重复起始时序、SDA 方向切换、ACK 采样、无死循环、预分频=121、</w:t>
-      </w:r>
-    </w:p>
-    <w:p>
-      <w:r>
-        <w:t>角度换算不溢出，全部成立）。其余文件找出的问题见下。</w:t>
-      </w:r>
-    </w:p>
-    <w:p>
-      <w:pPr>
-        <w:pStyle w:val="Heading2"/>
-      </w:pPr>
-      <w:r>
-        <w:rPr>
-          <w:rFonts w:ascii="Calibri" w:hAnsi="Calibri" w:eastAsia="微软雅黑"/>
-        </w:rPr>
-        <w:t>37. 时间设置界面的三个汉字在字库外，屏上是空白</w:t>
-      </w:r>
-    </w:p>
-    <w:p>
-      <w:r>
-        <w:t>现象：进入"时间设置"按确认进入调小时/调分钟后，底部的按键提示显示成</w:t>
-      </w:r>
-    </w:p>
-    <w:p>
-      <w:r>
-        <w:t>"加减=调□时 确认=进入□□钟 返回=返回"，方框位置是空白。</w:t>
-      </w:r>
-    </w:p>
-    <w:p>
-      <w:r>
-        <w:t>原因：本工程的中文字库不是完整 GBK 字库，而是用 gen_font.py 的</w:t>
-      </w:r>
-    </w:p>
-    <w:p>
-      <w:r>
-        <w:t>UI_STRINGS 清单按需生成的（为了压体积）。而 menu.c 里这两条提示：</w:t>
+        <w:t>34. 时间设置界面的三个汉字在字库外，屏上是空白</w:t>
+      </w:r>
+      <w:bookmarkEnd w:id="1081"/>
+      <w:bookmarkEnd w:id="1082"/>
+    </w:p>
+    <w:p>
+      <w:r>
+        <w:t>现象：进入"时间设置"按确认进入调小时/调分钟后，底部的按键提示显示成 "加减=调□时 确认=进入□□钟 返回=返回"，方框位置是空白。</w:t>
+      </w:r>
+    </w:p>
+    <w:p>
+      <w:r>
+        <w:t>原因：本工程的中文字库不是完整 GBK 字库，而是用 gen_font.py 的 UI_STRINGS 清单按需生成的（为了压体积）。而 menu.c 里这两条提示：</w:t>
       </w:r>
     </w:p>
     <w:p>
@@ -2483,87 +2239,27 @@
           <w:rFonts w:ascii="Consolas" w:hAnsi="Consolas" w:eastAsia="微软雅黑"/>
           <w:sz w:val="19"/>
         </w:rPr>
-        <w:t>#define STR_HINT_MIN  "加减=调分钟 确认=保存 返回=返回"</w:t>
-      </w:r>
-    </w:p>
-    <w:p>
-      <w:r>
-        <w:t>是在字库生成之后才加进去的文案，当时忘了同步 UI_STRINGS、</w:t>
-      </w:r>
-    </w:p>
-    <w:p>
-      <w:r>
-        <w:t>更没重跑 gen_font.py。于是"小""分""钟"三个字没有字形 ——</w:t>
-      </w:r>
-    </w:p>
-    <w:p>
-      <w:r>
-        <w:t>LCD_ShowText16 查不到字形时是"留空但仍占 16 像素"，</w:t>
-      </w:r>
-    </w:p>
-    <w:p>
-      <w:r>
-        <w:t>所以既不报错也不崩溃，只是字不见了。</w:t>
-      </w:r>
-    </w:p>
-    <w:p>
-      <w:r>
-        <w:t>顺带发现一个更隐蔽的线索：menu.c 里所有界面字符串都是写成</w:t>
-      </w:r>
-    </w:p>
-    <w:p>
-      <w:r>
-        <w:t>"\xD6\xC7..." 这种 GBK 字节转义形式的（例如 STR_HINT_SET），</w:t>
-      </w:r>
-    </w:p>
-    <w:p>
-      <w:r>
-        <w:t>唯独这两行是直接写中文。正因为写成了原文而不是转义，</w:t>
-      </w:r>
-    </w:p>
-    <w:p>
-      <w:r>
-        <w:t>它才能被 gen_font.py 的清单机制"看见"—— 两种写法混用本身就是隐患。</w:t>
-      </w:r>
-    </w:p>
-    <w:p>
-      <w:r>
-        <w:t>解决办法：把这两条提示、以及主界面状态行的三条文案</w:t>
-      </w:r>
-    </w:p>
-    <w:p>
-      <w:r>
-        <w:t>（"定时触发:药盒"、"远程开盒:药盒"、"远程设置成功"，</w:t>
-      </w:r>
-    </w:p>
-    <w:p>
-      <w:r>
-        <w:t>由 app.c 经 Menu_ShowMainMsg 画到主界面，同样上屏）补进 UI_STRINGS，</w:t>
-      </w:r>
-    </w:p>
-    <w:p>
-      <w:r>
-        <w:t>重跑 gen_font.py：16x16 字形从 62 个增加到 70 个。</w:t>
-      </w:r>
-    </w:p>
-    <w:p>
-      <w:r>
-        <w:t>重跑生成脚本必须验证"没有把原有字形改坏"，所以专门写了</w:t>
-      </w:r>
-    </w:p>
-    <w:p>
-      <w:r>
-        <w:t>compare_font_regen.py 做前后比对，结果是：</w:t>
-      </w:r>
-    </w:p>
-    <w:p>
-      <w:r>
-        <w:t>ASCII 8x16(95 项)、大号数字 16x32(11 项)、GBK 24x24(15 项) 三张表</w:t>
-      </w:r>
-    </w:p>
-    <w:p>
-      <w:r>
-        <w:t>逐字节完全一致；GBK16 原有 62 个字也逐字节一致；</w:t>
+        <w:t>#define STR_HINT_MIN  "加减=调分钟 确认=保存 返回=返回" 是在字库生成之后才加进去的文案，当时忘了同步 UI_STRINGS、更没重跑 gen_font.py。于是"小""分""钟"三个字没有字形 ——LCD_ShowText16 查不到字形时是"留空但仍占 16 像素"，所以既不报错也不崩溃，只是字不见了。</w:t>
+      </w:r>
+    </w:p>
+    <w:p>
+      <w:r>
+        <w:t>顺带发现一个更隐蔽的线索：menu.c 里所有界面字符串都是写成 "\xD6\xC7..." 这种 GBK 字节转义形式的（例如 STR_HINT_SET），唯独这两行是直接写中文。正因为写成了原文而不是转义，它才能被 gen_font.py 的清单机制"看见"—— 两种写法混用本身就是隐患。</w:t>
+      </w:r>
+    </w:p>
+    <w:p>
+      <w:r>
+        <w:t>解决办法：把这两条提示、以及主界面状态行的三条文案（"定时触发:药盒"、"远程开盒:药盒"、"远程设置成功"，由 app.c 经 Menu_ShowMainMsg 画到主界面，同样上屏）补进 UI_STRINGS，重跑 gen_font.py：16x16 字形从 62 个增加到 70 个。</w:t>
+      </w:r>
+    </w:p>
+    <w:p>
+      <w:r>
+        <w:t>重跑生成脚本必须验证"没有把原有字形改坏"，所以专门写了 compare_font_regen.py 做前后比对，结果是：</w:t>
+      </w:r>
+    </w:p>
+    <w:p>
+      <w:r>
+        <w:t>ASCII 8x16(95 项)、大号数字 16x32(11 项)、GBK 24x24(15 项) 三张表逐字节完全一致；GBK16 原有 62 个字也逐字节一致；</w:t>
       </w:r>
     </w:p>
     <w:p>
@@ -2578,12 +2274,7 @@
     </w:p>
     <w:p>
       <w:r>
-        <w:t>它剥掉注释后收集所有上屏字符串（自动排除只走 printf 的调试日志），</w:t>
-      </w:r>
-    </w:p>
-    <w:p>
-      <w:r>
-        <w:t>与 font.c 的索引表求差集。现在结论是"所有会被显示的汉字都在字库内"。</w:t>
+        <w:t>它剥掉注释后收集所有上屏字符串（自动排除只走 printf 的调试日志），与 font.c 的索引表求差集。现在结论是"所有会被显示的汉字都在字库内"。</w:t>
       </w:r>
     </w:p>
     <w:p>
@@ -2597,6 +2288,8 @@
       </w:r>
     </w:p>
     <w:p>
+      <w:bookmarkStart w:id="1084" w:name="问题035"/>
+      <w:bookmarkStart w:id="1083" w:name="_Toc901083"/>
       <w:pPr>
         <w:pStyle w:val="Heading2"/>
       </w:pPr>
@@ -2604,160 +2297,69 @@
         <w:rPr>
           <w:rFonts w:ascii="Calibri" w:hAnsi="Calibri" w:eastAsia="微软雅黑"/>
         </w:rPr>
-        <w:t>38. 字库覆盖检查器自身漏检"转义写法"，又查出一处缺字</w:t>
-      </w:r>
-    </w:p>
-    <w:p>
-      <w:r>
-        <w:t>现象：第 37 条新增的 check_font_coverage.py 报告 main.c</w:t>
-      </w:r>
-    </w:p>
-    <w:p>
-      <w:r>
-        <w:t>"上屏文案 0 条"，并给出"所有会被显示的汉字都在字库内"的结论。</w:t>
-      </w:r>
-    </w:p>
-    <w:p>
-      <w:r>
-        <w:t>但 main.c 的开机画面明明是在屏上画字的 —— 结论是假的。</w:t>
-      </w:r>
-    </w:p>
-    <w:p>
-      <w:r>
-        <w:t>原因：本工程的界面文案有两种写法混用：</w:t>
-      </w:r>
-    </w:p>
-    <w:p>
-      <w:r>
-        <w:t>· 直接写中文：    "未设置"</w:t>
-      </w:r>
-    </w:p>
-    <w:p>
-      <w:r>
-        <w:t>· 写成 GBK 字节转义："\xCE\xB4\xC9\xE8\xD6\xC3"</w:t>
-      </w:r>
-    </w:p>
-    <w:p>
-      <w:r>
-        <w:t>检查器只按字面文本找汉字，遇到转义写法就整条当成纯 ASCII 跳过。</w:t>
-      </w:r>
-    </w:p>
-    <w:p>
-      <w:r>
-        <w:t>而 main.c 的三条文案（STR_BOOT_TITLE / STR_INITING / STR_READY）</w:t>
-      </w:r>
-    </w:p>
-    <w:p>
-      <w:r>
-        <w:t>恰好全部是转义写法，因此被完整漏掉。</w:t>
-      </w:r>
-    </w:p>
-    <w:p>
-      <w:r>
-        <w:t>修好检查器（增加 \xNN → GBK 字节流 → 汉字的还原）之后，立刻查出第二处真实缺字：</w:t>
-      </w:r>
-    </w:p>
-    <w:p>
-      <w:r>
-        <w:t>开机画面那行"正在初始化"（main.c 的 STR_INITING）是用 16 号字</w:t>
-      </w:r>
-    </w:p>
-    <w:p>
-      <w:r>
-        <w:t>画的（LCD_ShowText16），而这 5 个字（正/在/初/始/化）只被收进了</w:t>
-      </w:r>
-    </w:p>
-    <w:p>
-      <w:r>
-        <w:t>24 号标题表（TITLE_STRINGS）—— 16 号表里没有 → 开机画面上那行字是空白。</w:t>
-      </w:r>
-    </w:p>
-    <w:p>
-      <w:r>
-        <w:t>"同一屏上的标题与副标题用的是不同字库表"这一点很容易只记得一处：</w:t>
-      </w:r>
-    </w:p>
-    <w:p>
-      <w:r>
-        <w:t>标题（智能药箱系统）走 24 号表、副标题（正在初始化）走 16 号表，</w:t>
-      </w:r>
-    </w:p>
-    <w:p>
-      <w:r>
-        <w:t>两张表的字符清单是分开维护的。</w:t>
-      </w:r>
-    </w:p>
-    <w:p>
-      <w:r>
-        <w:t>解决办法：把"正在初始化"补进 UI_STRINGS（16 号表的输入），重跑生成脚本，</w:t>
-      </w:r>
-    </w:p>
-    <w:p>
-      <w:r>
-        <w:t>16x16 字形 70 → 75 个。重跑前后仍用 compare_font_regen.py 验证：</w:t>
-      </w:r>
-    </w:p>
-    <w:p>
-      <w:r>
-        <w:t>三张固定表逐字节一致、原有 70 字逐字节一致、font.h 无变化，</w:t>
-      </w:r>
-    </w:p>
-    <w:p>
-      <w:r>
-        <w:t>净新增恰为 5 个字（初/化/在/始/正）。</w:t>
-      </w:r>
-    </w:p>
-    <w:p>
-      <w:r>
-        <w:t>顺带记下 main.c 里一个已知脆弱点（只加注释，未改代码）：</w:t>
-      </w:r>
-    </w:p>
-    <w:p>
-      <w:r>
-        <w:t>开机标题的居中位置是写死的 `(LCD_W - 24u * 6u) / 2u`，</w:t>
-      </w:r>
-    </w:p>
-    <w:p>
-      <w:r>
-        <w:t>隐含"标题恰好 6 个汉字、每字 24 宽"。以后改标题文案（字数变化或混入</w:t>
-      </w:r>
-    </w:p>
-    <w:p>
-      <w:r>
-        <w:t>ASCII）必须同步改这个算式，否则标题会明显偏心。</w:t>
-      </w:r>
-    </w:p>
-    <w:p>
-      <w:r>
-        <w:t>（同一屏下面那行用的是 LCD_TextWidth16() 实测宽度，没有这个隐患。）</w:t>
-      </w:r>
-    </w:p>
-    <w:p>
-      <w:r>
-        <w:t>教训：这一条与第 46 条是同一类问题 —— 检查工具自身的盲区。</w:t>
-      </w:r>
-    </w:p>
-    <w:p>
-      <w:r>
-        <w:t>第 46 条是"剥注释的解析器漏掉真实代码改动"，本条是"找汉字的解析器</w:t>
-      </w:r>
-    </w:p>
-    <w:p>
-      <w:r>
-        <w:t>漏掉转义写法"，两者都表现为"工具打印通过，但事实并非如此"。</w:t>
-      </w:r>
-    </w:p>
-    <w:p>
-      <w:r>
-        <w:t>教训是：写检查器时要先问自己"有哪些形式是我看不见的"，</w:t>
-      </w:r>
-    </w:p>
-    <w:p>
-      <w:r>
-        <w:t>并且要用已知存在问题的样本去验证检查器确实能报出来。</w:t>
-      </w:r>
-    </w:p>
-    <w:p>
+        <w:t>35. 开机首次定时整表上报若遇通道忙，会被永久丢弃</w:t>
+      </w:r>
+      <w:bookmarkEnd w:id="1083"/>
+      <w:bookmarkEnd w:id="1084"/>
+    </w:p>
+    <w:p>
+      <w:r>
+        <w:t>现象：设备连上云之后，云端影子里的 schedule_1~7 可能永远是空的，手机 App 看到的是"没有任何定时规则"；而设备本地定时其实正常工作。</w:t>
+      </w:r>
+    </w:p>
+    <w:p>
+      <w:r>
+        <w:t>没有任何日志提示。</w:t>
+      </w:r>
+    </w:p>
+    <w:p>
+      <w:r>
+        <w:t>原因：READY 状态靠两个源驱动整表上报：</w:t>
+      </w:r>
+    </w:p>
+    <w:p>
+      <w:r>
+        <w:t>· g_CmdFirst      —— 进入 READY 后报一次</w:t>
+      </w:r>
+    </w:p>
+    <w:p>
+      <w:r>
+        <w:t>· g_PendingSchedule —— 通道忙时续传而 MQTT_PublishSchedule() 只在成功受理（ESP_PubRaw 返回 1）时才置 g_PendingSchedule=1（写的是 `else if (sent)`）。</w:t>
+      </w:r>
+    </w:p>
+    <w:p>
+      <w:r>
+        <w:t>关键在于 g_CmdFirst 是在调用本函数之前就被清零的，于是出现这个组合：</w:t>
+      </w:r>
+    </w:p>
+    <w:p>
+      <w:r>
+        <w:t>"首次调用 + 那一刻通道正好忙" → sent=0 → g_PendingSchedule 不置位→ 两个驱动源同时失效 → 7 个盒一条都报不出去。</w:t>
+      </w:r>
+    </w:p>
+    <w:p>
+      <w:r>
+        <w:t>触发这个"通道正好忙"的现实场景很多：同一个 tick 里先跑的 ESP_Process() 收到了下行报文并占住发布通道；或者用户此时按了保存键触发了上报。</w:t>
+      </w:r>
+    </w:p>
+    <w:p>
+      <w:r>
+        <w:t>这是一个纯逻辑缺陷，不需要外部条件就能判定：</w:t>
+      </w:r>
+    </w:p>
+    <w:p>
+      <w:r>
+        <w:t>g_SchedIdx 停在 0、g_PendingSchedule 停在 0，谁也不推它。</w:t>
+      </w:r>
+    </w:p>
+    <w:p>
+      <w:r>
+        <w:t>解决办法：判据从"本次是否刚好受理成功"改为"还有盒没报完" （g_SchedIdx &lt; BOX_NUM 就置 g_PendingSchedule=1），与受理结果解耦。</w:t>
+      </w:r>
+    </w:p>
+    <w:p>
+      <w:bookmarkStart w:id="1086" w:name="问题036"/>
+      <w:bookmarkStart w:id="1085" w:name="_Toc901085"/>
       <w:pPr>
         <w:pStyle w:val="Heading2"/>
       </w:pPr>
@@ -2765,95 +2367,49 @@
         <w:rPr>
           <w:rFonts w:ascii="Calibri" w:hAnsi="Calibri" w:eastAsia="微软雅黑"/>
         </w:rPr>
-        <w:t>39. 开机首次定时整表上报若遇通道忙，会被永久丢弃</w:t>
-      </w:r>
-    </w:p>
-    <w:p>
-      <w:r>
-        <w:t>现象：设备连上云之后，云端影子里的 schedule_1~7 可能永远是空的，</w:t>
-      </w:r>
-    </w:p>
-    <w:p>
-      <w:r>
-        <w:t>手机 App 看到的是"没有任何定时规则"；而设备本地定时其实正常工作。</w:t>
-      </w:r>
-    </w:p>
-    <w:p>
-      <w:r>
-        <w:t>没有任何日志提示。</w:t>
-      </w:r>
-    </w:p>
-    <w:p>
-      <w:r>
-        <w:t>原因：READY 状态靠两个源驱动整表上报：</w:t>
-      </w:r>
-    </w:p>
-    <w:p>
-      <w:r>
-        <w:t>· g_CmdFirst      —— 进入 READY 后报一次</w:t>
-      </w:r>
-    </w:p>
-    <w:p>
-      <w:r>
-        <w:t>· g_PendingSchedule —— 通道忙时续传</w:t>
-      </w:r>
-    </w:p>
-    <w:p>
-      <w:r>
-        <w:t>而 MQTT_PublishSchedule() 只在成功受理（ESP_PubRaw 返回 1）时</w:t>
-      </w:r>
-    </w:p>
-    <w:p>
-      <w:r>
-        <w:t>才置 g_PendingSchedule=1（写的是 `else if (sent)`）。</w:t>
-      </w:r>
-    </w:p>
-    <w:p>
-      <w:r>
-        <w:t>关键在于 g_CmdFirst 是在调用本函数之前就被清零的，于是出现这个组合：</w:t>
-      </w:r>
-    </w:p>
-    <w:p>
-      <w:r>
-        <w:t>"首次调用 + 那一刻通道正好忙" → sent=0 → g_PendingSchedule 不置位</w:t>
-      </w:r>
-    </w:p>
-    <w:p>
-      <w:r>
-        <w:t>→ 两个驱动源同时失效 → 7 个盒一条都报不出去。</w:t>
-      </w:r>
-    </w:p>
-    <w:p>
-      <w:r>
-        <w:t>触发这个"通道正好忙"的现实场景很多：同一个 tick 里先跑的 ESP_Process()</w:t>
-      </w:r>
-    </w:p>
-    <w:p>
-      <w:r>
-        <w:t>收到了下行报文并占住发布通道；或者用户此时按了保存键触发了上报。</w:t>
-      </w:r>
-    </w:p>
-    <w:p>
-      <w:r>
-        <w:t>这是一个纯逻辑缺陷，不需要外部条件就能判定：</w:t>
-      </w:r>
-    </w:p>
-    <w:p>
-      <w:r>
-        <w:t>g_SchedIdx 停在 0、g_PendingSchedule 停在 0，谁也不推它。</w:t>
-      </w:r>
-    </w:p>
-    <w:p>
-      <w:r>
-        <w:t>解决办法：判据从"本次是否刚好受理成功"改为"还有盒没报完"</w:t>
-      </w:r>
-    </w:p>
-    <w:p>
-      <w:r>
-        <w:t>（g_SchedIdx &lt; BOX_NUM 就置 g_PendingSchedule=1），与受理结果解耦。</w:t>
-      </w:r>
-    </w:p>
-    <w:p>
+        <w:t>36. 整表上报把"已受理"当成"已送达"，会漏盒</w:t>
+      </w:r>
+      <w:bookmarkEnd w:id="1085"/>
+      <w:bookmarkEnd w:id="1086"/>
+    </w:p>
+    <w:p>
+      <w:r>
+        <w:t>现象：某盒的定时规则既没到云端、也不会被重报；若漏的是第 7 盒，还会打印 "schedule report all ok" 并清掉续传标志，云端影子就此长期停留在旧规则上。</w:t>
+      </w:r>
+    </w:p>
+    <w:p>
+      <w:r>
+        <w:t>原因：ESP_PubRaw 返回 1 只表示"命令已发出、开始等 '&gt;'"，真正的成败由完成回调给出（失败或 5 秒超时都会回调 result=0）。</w:t>
+      </w:r>
+    </w:p>
+    <w:p>
+      <w:r>
+        <w:t>而这里传的是 NULL 回调，失败被完全吞掉，与此同时 g_SchedIdx++ 已经执行。</w:t>
+      </w:r>
+    </w:p>
+    <w:p>
+      <w:r>
+        <w:t>对照同文件的 ReplyCommand()：它恰恰传了 ReplyDone 来防这件事 ——同一个文件里两套标准，说明这里是遗漏而非取舍。</w:t>
+      </w:r>
+    </w:p>
+    <w:p>
+      <w:r>
+        <w:t>解决办法：新增 SchedPubDone() 回调，确认成功后才推进盒游标；</w:t>
+      </w:r>
+    </w:p>
+    <w:p>
+      <w:r>
+        <w:t>失败则游标不动，由第 35 条修好的续传标志驱动下一轮重报。</w:t>
+      </w:r>
+    </w:p>
+    <w:p>
+      <w:r>
+        <w:t>至此"凡是有重试价值的发布都必须用回调确认结果"成为本文件的统一约定。</w:t>
+      </w:r>
+    </w:p>
+    <w:p>
+      <w:bookmarkStart w:id="1088" w:name="问题037"/>
+      <w:bookmarkStart w:id="1087" w:name="_Toc901087"/>
       <w:pPr>
         <w:pStyle w:val="Heading2"/>
       </w:pPr>
@@ -2861,65 +2417,49 @@
         <w:rPr>
           <w:rFonts w:ascii="Calibri" w:hAnsi="Calibri" w:eastAsia="微软雅黑"/>
         </w:rPr>
-        <w:t>40. 整表上报把"已受理"当成"已送达"，会漏盒</w:t>
-      </w:r>
-    </w:p>
-    <w:p>
-      <w:r>
-        <w:t>现象：某盒的定时规则既没到云端、也不会被重报；若漏的是第 7 盒，</w:t>
-      </w:r>
-    </w:p>
-    <w:p>
-      <w:r>
-        <w:t>还会打印 "schedule report all ok" 并清掉续传标志，</w:t>
-      </w:r>
-    </w:p>
-    <w:p>
-      <w:r>
-        <w:t>云端影子就此长期停留在旧规则上。</w:t>
-      </w:r>
-    </w:p>
-    <w:p>
-      <w:r>
-        <w:t>原因：ESP_PubRaw 返回 1 只表示"命令已发出、开始等 '&gt;'"，</w:t>
-      </w:r>
-    </w:p>
-    <w:p>
-      <w:r>
-        <w:t>真正的成败由完成回调给出（失败或 5 秒超时都会回调 result=0）。</w:t>
-      </w:r>
-    </w:p>
-    <w:p>
-      <w:r>
-        <w:t>而这里传的是 NULL 回调，失败被完全吞掉，与此同时 g_SchedIdx++ 已经执行。</w:t>
-      </w:r>
-    </w:p>
-    <w:p>
-      <w:r>
-        <w:t>对照同文件的 ReplyCommand()：它恰恰传了 ReplyDone 来防这件事 ——</w:t>
-      </w:r>
-    </w:p>
-    <w:p>
-      <w:r>
-        <w:t>同一个文件里两套标准，说明这里是遗漏而非取舍。</w:t>
-      </w:r>
-    </w:p>
-    <w:p>
-      <w:r>
-        <w:t>解决办法：新增 SchedPubDone() 回调，确认成功后才推进盒游标；</w:t>
-      </w:r>
-    </w:p>
-    <w:p>
-      <w:r>
-        <w:t>失败则游标不动，由第 39 条修好的续传标志驱动下一轮重报。</w:t>
-      </w:r>
-    </w:p>
-    <w:p>
-      <w:r>
-        <w:t>至此"凡是有重试价值的发布都必须用回调确认结果"成为本文件的统一约定。</w:t>
-      </w:r>
-    </w:p>
-    <w:p>
+        <w:t>37. NTP 的 ISO 风格分支永远不可达（冒号没被跳过）</w:t>
+      </w:r>
+      <w:bookmarkEnd w:id="1087"/>
+      <w:bookmarkEnd w:id="1088"/>
+    </w:p>
+    <w:p>
+      <w:r>
+        <w:t>现象：如果模组返回 ISO 风格的时间串，RTC 永远校不上时。</w:t>
+      </w:r>
+    </w:p>
+    <w:p>
+      <w:r>
+        <w:t>原因：AT 驱动回调时传的是 line + 12，而 URC 形如</w:t>
+      </w:r>
+    </w:p>
+    <w:p>
+      <w:r>
+        <w:t>+CIPSNTPTIME:2024-05-20T13:45:30</w:t>
+      </w:r>
+    </w:p>
+    <w:p>
+      <w:r>
+        <w:t>所以回调拿到的第一个字符就是 ':'。而 MqttOnNtp 里只写了 `while (*s == ' ') s++;`（注释还写着"先跳过"，其实并没实现跳冒号），于是 sscanf("%d-%d-%dT...") 在 ':' 处当场失配 → ISO 分支永不命中。</w:t>
+      </w:r>
+    </w:p>
+    <w:p>
+      <w:r>
+        <w:t>之所以 ctime 风格"看起来能用"，是因为它靠 %*s 把 ":Mon" 整块吞掉，属于歪打正着；一旦模组输出 "冒号+空格" 两种风格就都失败。</w:t>
+      </w:r>
+    </w:p>
+    <w:p>
+      <w:r>
+        <w:t>更麻烦的是失败完全静默：NTP_WAIT 状态不管 g_NtpDone 是否为 1 都照常推进，不重试也不报错 —— 正是这个函数注释里声称要防的那种失效。</w:t>
+      </w:r>
+    </w:p>
+    <w:p>
+      <w:r>
+        <w:t>解决办法：while (*s == ':' || *s == ' ') s++; —— 冒号和空格都跳过。</w:t>
+      </w:r>
+    </w:p>
+    <w:p>
+      <w:bookmarkStart w:id="1090" w:name="问题038"/>
+      <w:bookmarkStart w:id="1089" w:name="_Toc901089"/>
       <w:pPr>
         <w:pStyle w:val="Heading2"/>
       </w:pPr>
@@ -2927,65 +2467,59 @@
         <w:rPr>
           <w:rFonts w:ascii="Calibri" w:hAnsi="Calibri" w:eastAsia="微软雅黑"/>
         </w:rPr>
-        <w:t>41. NTP 的 ISO 风格分支永远不可达（冒号没被跳过）</w:t>
-      </w:r>
-    </w:p>
-    <w:p>
-      <w:r>
-        <w:t>现象：如果模组返回 ISO 风格的时间串，RTC 永远校不上时。</w:t>
-      </w:r>
-    </w:p>
-    <w:p>
-      <w:r>
-        <w:t>原因：AT 驱动回调时传的是 line + 12，而 URC 形如</w:t>
-      </w:r>
-    </w:p>
-    <w:p>
-      <w:r>
-        <w:t>+CIPSNTPTIME:2024-05-20T13:45:30</w:t>
-      </w:r>
-    </w:p>
-    <w:p>
-      <w:r>
-        <w:t>所以回调拿到的第一个字符就是 ':'。而 MqttOnNtp 里只写了</w:t>
-      </w:r>
-    </w:p>
-    <w:p>
-      <w:r>
-        <w:t>`while (*s == ' ') s++;`（注释还写着"先跳过"，其实并没实现跳冒号），</w:t>
-      </w:r>
-    </w:p>
-    <w:p>
-      <w:r>
-        <w:t>于是 sscanf("%d-%d-%dT...") 在 ':' 处当场失配 → ISO 分支永不命中。</w:t>
-      </w:r>
-    </w:p>
-    <w:p>
-      <w:r>
-        <w:t>之所以 ctime 风格"看起来能用"，是因为它靠 %*s 把 ":Mon" 整块吞掉，</w:t>
-      </w:r>
-    </w:p>
-    <w:p>
-      <w:r>
-        <w:t>属于歪打正着；一旦模组输出 "冒号+空格" 两种风格就都失败。</w:t>
-      </w:r>
-    </w:p>
-    <w:p>
-      <w:r>
-        <w:t>更麻烦的是失败完全静默：NTP_WAIT 状态不管 g_NtpDone 是否为 1 都照常</w:t>
-      </w:r>
-    </w:p>
-    <w:p>
-      <w:r>
-        <w:t>推进，不重试也不报错 —— 正是这个函数注释里声称要防的那种失效。</w:t>
-      </w:r>
-    </w:p>
-    <w:p>
-      <w:r>
-        <w:t>解决办法：while (*s == ':' || *s == ' ') s++; —— 冒号和空格都跳过。</w:t>
-      </w:r>
-    </w:p>
-    <w:p>
+        <w:t>38. payload 组包缺边界检查，理论上可越界写栈</w:t>
+      </w:r>
+      <w:bookmarkEnd w:id="1089"/>
+      <w:bookmarkEnd w:id="1090"/>
+    </w:p>
+    <w:p>
+      <w:r>
+        <w:t>现象（需构造过的云端报文才能触发，属"不可信输入 + 缺检查"）：</w:t>
+      </w:r>
+    </w:p>
+    <w:p>
+      <w:r>
+        <w:t>下发被构造的 schedule_N（约 26 个槽的 hour 在 100~254、min ≥ 100），每对数字从 5 字符变成 7 字符，ScheduleSerialize 会被迫截断并返回 "本该写入的长度"，若把这个返回值直接累加进 pos，pos 就会超过 payload[300]，紧接着那句 sprintf 立刻越界写栈 —— 与当年"坑3"(内存被踩) 同一类问题。</w:t>
+      </w:r>
+    </w:p>
+    <w:p>
+      <w:r>
+        <w:t>原因：两次组包都用 sprintf 且不看返回值；snprintf 的返回值语义是 "本该写入的长度（不含结束符）"，不是实际写入长度。</w:t>
+      </w:r>
+    </w:p>
+    <w:p>
+      <w:r>
+        <w:t>解决办法：改用 snprintf，并用"返回值 &gt;= 剩余空间"判定为截断，截断就放弃本次上报（宁可不发，也不发一条不完整的报文去污染影子）。</w:t>
+      </w:r>
+    </w:p>
+    <w:p>
+      <w:r>
+        <w:t>顺带修掉同一处的输入校验缺口（这条不需要构造报文也可能踩到）：</w:t>
+      </w:r>
+    </w:p>
+    <w:p>
+      <w:r>
+        <w:t>· hour 原先把 "&gt;255" 钳成 255 —— 这等于把一个非法小时变成"未设置"哨兵，静默删掉用户的时间点；24~254 则原样入库，而这些值永远不等于任何合法小时(0~23)，那些槽位静默失效。现在限制 0~24，越界即整条作废。</w:t>
+      </w:r>
+    </w:p>
+    <w:p>
+      <w:r>
+        <w:t>· min 原本完全不校验，现在限制 0~59。</w:t>
+      </w:r>
+    </w:p>
+    <w:p>
+      <w:r>
+        <w:t>· 同时订正一处注释：原注释说"24 是删除该时间点的哨兵"，而 app.c 的约定是 0 = 清除该天、1~24 = 1~24 点（24 归一到 0 点）。</w:t>
+      </w:r>
+    </w:p>
+    <w:p>
+      <w:r>
+        <w:t>代码是直通传递所以行为正确，但注释说反了 —— 照注释改代码就会引入真 bug。</w:t>
+      </w:r>
+    </w:p>
+    <w:p>
+      <w:bookmarkStart w:id="1092" w:name="问题039"/>
+      <w:bookmarkStart w:id="1091" w:name="_Toc901091"/>
       <w:pPr>
         <w:pStyle w:val="Heading2"/>
       </w:pPr>
@@ -2993,422 +2527,14 @@
         <w:rPr>
           <w:rFonts w:ascii="Calibri" w:hAnsi="Calibri" w:eastAsia="微软雅黑"/>
         </w:rPr>
-        <w:t>42. payload 组包缺边界检查，理论上可越界写栈</w:t>
-      </w:r>
-    </w:p>
-    <w:p>
-      <w:r>
-        <w:t>现象（需构造过的云端报文才能触发，属"不可信输入 + 缺检查"）：</w:t>
-      </w:r>
-    </w:p>
-    <w:p>
-      <w:r>
-        <w:t>下发被构造的 schedule_N（约 26 个槽的 hour 在 100~254、min ≥ 100），</w:t>
-      </w:r>
-    </w:p>
-    <w:p>
-      <w:r>
-        <w:t>每对数字从 5 字符变成 7 字符，ScheduleSerialize 会被迫截断并返回</w:t>
-      </w:r>
-    </w:p>
-    <w:p>
-      <w:r>
-        <w:t>"本该写入的长度"，若把这个返回值直接累加进 pos，pos 就会超过 payload[300]，</w:t>
-      </w:r>
-    </w:p>
-    <w:p>
-      <w:r>
-        <w:t>紧接着那句 sprintf 立刻越界写栈 —— 与当年"坑3"(内存被踩) 同一类问题。</w:t>
-      </w:r>
-    </w:p>
-    <w:p>
-      <w:r>
-        <w:t>原因：两次组包都用 sprintf 且不看返回值；snprintf 的返回值语义是</w:t>
-      </w:r>
-    </w:p>
-    <w:p>
-      <w:r>
-        <w:t>"本该写入的长度（不含结束符）"，不是实际写入长度。</w:t>
-      </w:r>
-    </w:p>
-    <w:p>
-      <w:r>
-        <w:t>解决办法：改用 snprintf，并用"返回值 &gt;= 剩余空间"判定为截断，</w:t>
-      </w:r>
-    </w:p>
-    <w:p>
-      <w:r>
-        <w:t>截断就放弃本次上报（宁可不发，也不发一条不完整的报文去污染影子）。</w:t>
-      </w:r>
-    </w:p>
-    <w:p>
-      <w:r>
-        <w:t>顺带修掉同一处的输入校验缺口（这条不需要构造报文也可能踩到）：</w:t>
-      </w:r>
-    </w:p>
-    <w:p>
-      <w:r>
-        <w:t>· hour 原先把 "&gt;255" 钳成 255 —— 这等于把一个非法小时变成"未设置"哨兵，</w:t>
-      </w:r>
-    </w:p>
-    <w:p>
-      <w:r>
-        <w:t>静默删掉用户的时间点；24~254 则原样入库，而这些值永远不等于任何</w:t>
-      </w:r>
-    </w:p>
-    <w:p>
-      <w:r>
-        <w:t>合法小时(0~23)，那些槽位静默失效。现在限制 0~24，越界即整条作废。</w:t>
-      </w:r>
-    </w:p>
-    <w:p>
-      <w:r>
-        <w:t>· min 原本完全不校验，现在限制 0~59。</w:t>
-      </w:r>
-    </w:p>
-    <w:p>
-      <w:r>
-        <w:t>· 同时订正一处注释：原注释说"24 是删除该时间点的哨兵"，</w:t>
-      </w:r>
-    </w:p>
-    <w:p>
-      <w:r>
-        <w:t>而 app.c 的约定是 0 = 清除该天、1~24 = 1~24 点（24 归一到 0 点）。</w:t>
-      </w:r>
-    </w:p>
-    <w:p>
-      <w:r>
-        <w:t>代码是直通传递所以行为正确，但注释说反了 —— 照注释改代码就会引入真 bug。</w:t>
-      </w:r>
-    </w:p>
-    <w:p>
-      <w:pPr>
-        <w:pStyle w:val="Heading2"/>
-      </w:pPr>
-      <w:r>
-        <w:rPr>
-          <w:rFonts w:ascii="Calibri" w:hAnsi="Calibri" w:eastAsia="微软雅黑"/>
-        </w:rPr>
-        <w:t>43. PCA9685_SetPWM 不做 12 位截断，注释与实现不符</w:t>
-      </w:r>
+        <w:t>39. PCA9685_SetPWM 不做 12 位截断，注释与实现不符</w:t>
+      </w:r>
+      <w:bookmarkEnd w:id="1091"/>
+      <w:bookmarkEnd w:id="1092"/>
     </w:p>
     <w:p>
       <w:r>
         <w:t>现象：传 off = 4096（"满周期/关断"最常见的写法）时，</w:t>
-      </w:r>
-    </w:p>
-    <w:p>
-      <w:r>
-        <w:t>LEDn_OFF_H 的 bit4 正好是 FULL_OFF 标志位 → 该通道被永久关闭，</w:t>
-      </w:r>
-    </w:p>
-    <w:p>
-      <w:r>
-        <w:t>舵机再也不动；on = 4096 则是 FULL_ON，通道恒高。</w:t>
-      </w:r>
-    </w:p>
-    <w:p>
-      <w:r>
-        <w:t>两种情况 I2C 仍返回成功，所以完全静默。</w:t>
-      </w:r>
-    </w:p>
-    <w:p>
-      <w:r>
-        <w:t>原因：函数注释明确写着"这里把 on/off 全部限制在 0~4095 的低 12 位范围内，</w:t>
-      </w:r>
-    </w:p>
-    <w:p>
-      <w:r>
-        <w:t>因此标志位恒为 0"，但代码里没有任何掩码或范围检查。</w:t>
-      </w:r>
-    </w:p>
-    <w:p>
-      <w:r>
-        <w:t>现有两条调用路径（SetAngle 最大 512、ResetAll 传 0）都安全，</w:t>
-      </w:r>
-    </w:p>
-    <w:p>
-      <w:r>
-        <w:t>所以这是"留给下一个调用者的雷"—— 而它已经作为公开 API 暴露在头文件里。</w:t>
-      </w:r>
-    </w:p>
-    <w:p>
-      <w:r>
-        <w:t>解决办法：进函数先把 on/off 掩到 12 位（&amp; 0x0FFF），让实现与注释一致。</w:t>
-      </w:r>
-    </w:p>
-    <w:p>
-      <w:pPr>
-        <w:pStyle w:val="Heading2"/>
-      </w:pPr>
-      <w:r>
-        <w:rPr>
-          <w:rFonts w:ascii="Calibri" w:hAnsi="Calibri" w:eastAsia="微软雅黑"/>
-        </w:rPr>
-        <w:t>44. Toast 到期后恢复的底部提示与当前键义相反</w:t>
-      </w:r>
-    </w:p>
-    <w:p>
-      <w:r>
-        <w:t>现象：屏上唯一一行按键说明写着"确认保存"，而此刻确认键实际是"进入分钟"。</w:t>
-      </w:r>
-    </w:p>
-    <w:p>
-      <w:r>
-        <w:t>原因：时间设置界面的提示分三段（列表阶段/调小时/调分钟），</w:t>
-      </w:r>
-    </w:p>
-    <w:p>
-      <w:r>
-        <w:t>但 Toast 到期时恢复提示的那段代码只按"是不是列表界面"二分，</w:t>
-      </w:r>
-    </w:p>
-    <w:p>
-      <w:r>
-        <w:t>把 TIME_SET 一律当成列表阶段。</w:t>
-      </w:r>
-    </w:p>
-    <w:p>
-      <w:r>
-        <w:t>触发序列（1 秒窗口内连按）：调分钟阶段按确认保存 → 弹出 Toast 并</w:t>
-      </w:r>
-    </w:p>
-    <w:p>
-      <w:r>
-        <w:t>回到列表阶段 → 1 秒内再按确认进入调小时 → Toast 到期 → 画出的提示</w:t>
-      </w:r>
-    </w:p>
-    <w:p>
-      <w:r>
-        <w:t>是列表阶段的文案。下一次按键重画才自愈，但那之前用户已经按错了。</w:t>
-      </w:r>
-    </w:p>
-    <w:p>
-      <w:r>
-        <w:t>解决办法：改成按"当前界面 + 当前编辑阶段"三分支选择正确文案。</w:t>
-      </w:r>
-    </w:p>
-    <w:p>
-      <w:pPr>
-        <w:pStyle w:val="Heading2"/>
-      </w:pPr>
-      <w:r>
-        <w:rPr>
-          <w:rFonts w:ascii="Calibri" w:hAnsi="Calibri" w:eastAsia="微软雅黑"/>
-        </w:rPr>
-        <w:t>45. 主界面重绘的影子变量复位方式错了</w:t>
-      </w:r>
-    </w:p>
-    <w:p>
-      <w:r>
-        <w:t>现象：每次回主界面、每次关盒、以及在蜂鸣期按任意键，</w:t>
-      </w:r>
-    </w:p>
-    <w:p>
-      <w:r>
-        <w:t>都会把刚画好的五块内容原样再画一遍（约 9 万像素，接近全屏的 59%）。</w:t>
-      </w:r>
-    </w:p>
-    <w:p>
-      <w:r>
-        <w:t>蜂鸣期长按加减键（100ms 连发）更会形成每秒约 10 次的白刷。</w:t>
-      </w:r>
-    </w:p>
-    <w:p>
-      <w:r>
-        <w:t>原因：Main_RedrawAll() 的结构是"先整屏清 + 无条件画完 link/日期/时钟/</w:t>
-      </w:r>
-    </w:p>
-    <w:p>
-      <w:r>
-        <w:t>蜂鸣行/药盒列表"，然后把脏标志的影子变量置成真实值不可能相等的</w:t>
-      </w:r>
-    </w:p>
-    <w:p>
-      <w:r>
-        <w:t>哨兵（g_LastSec=0xFF、g_LastDateSig=0、g_LastLink=0xFF、g_BoxDirty=1）。</w:t>
-      </w:r>
-    </w:p>
-    <w:p>
-      <w:r>
-        <w:t>这样紧接着的那次 Menu_Tick 四条比较全部成立，于是把刚画的内容又画一遍。</w:t>
-      </w:r>
-    </w:p>
-    <w:p>
-      <w:r>
-        <w:t>而那段代码的注释写的是"避免 Menu_Tick 再重复画一遍"—— 效果正好相反。</w:t>
-      </w:r>
-    </w:p>
-    <w:p>
-      <w:r>
-        <w:t>这与文件头自称"本模块最关键的优化（按需重绘）"直接冲突。</w:t>
-      </w:r>
-    </w:p>
-    <w:p>
-      <w:r>
-        <w:t>解决办法：把影子变量同步为刚画上去的真实值，而不是哨兵。</w:t>
-      </w:r>
-    </w:p>
-    <w:p>
-      <w:pPr>
-        <w:pStyle w:val="Heading2"/>
-      </w:pPr>
-      <w:r>
-        <w:rPr>
-          <w:rFonts w:ascii="Calibri" w:hAnsi="Calibri" w:eastAsia="微软雅黑"/>
-        </w:rPr>
-        <w:t>46. 给审计工具本身修一个"假阴性"级 bug（教训：工具也会有bug，且更危险）</w:t>
-      </w:r>
-    </w:p>
-    <w:p>
-      <w:r>
-        <w:t>现象：code_signature.py（用来证明"只改注释、没动代码"的工具）</w:t>
-      </w:r>
-    </w:p>
-    <w:p>
-      <w:r>
-        <w:t>在阶段七修改了 mqtt_huawei.c / pca9685.c / menu.c 的代码之后，</w:t>
-      </w:r>
-    </w:p>
-    <w:p>
-      <w:r>
-        <w:t>仍然报告"代码签名一致"。也就是说它漏报了真实改动。</w:t>
-      </w:r>
-    </w:p>
-    <w:p>
-      <w:r>
-        <w:t>原因：该工具逐字符扫描，遇到单引号 ' 就当成"字符字面量开始"。</w:t>
-      </w:r>
-    </w:p>
-    <w:p>
-      <w:r>
-        <w:t>而本工程注释是详尽中文，里面经常出现英文撇号（don't、'已按下' 之类），</w:t>
-      </w:r>
-    </w:p>
-    <w:p>
-      <w:r>
-        <w:t>于是一进注释就误判成"字符串开始了"，把紧随其后的 `/* ... */`</w:t>
-      </w:r>
-    </w:p>
-    <w:p>
-      <w:r>
-        <w:t>当成字符串内容整段吞掉 —— 真实的代码改动被跳过，工具却打印"一致"。</w:t>
-      </w:r>
-    </w:p>
-    <w:p>
-      <w:r>
-        <w:t>同类问题也存在于 audit_project.py 的括号配平检查里</w:t>
-      </w:r>
-    </w:p>
-    <w:p>
-      <w:r>
-        <w:t>（表现为 mqtt_huawei.c 长期报"花括号 87 vs 88 不配平"，而它其实编译通过）。</w:t>
-      </w:r>
-    </w:p>
-    <w:p>
-      <w:r>
-        <w:t>解决办法：改为按固定顺序用正则处理 —— 先块注释、再行注释、最后字符串。</w:t>
-      </w:r>
-    </w:p>
-    <w:p>
-      <w:r>
-        <w:t>注释在前就不会被注释里的引号带偏。</w:t>
-      </w:r>
-    </w:p>
-    <w:p>
-      <w:r>
-        <w:t>修好后 audit_project.py 不再报假不配平；code_signature.py 重建了基线</w:t>
-      </w:r>
-    </w:p>
-    <w:p>
-      <w:r>
-        <w:t>（此前的基线是用有 bug 的剥离器算的，已失去意义）。</w:t>
-      </w:r>
-    </w:p>
-    <w:p>
-      <w:r>
-        <w:t>教训：验证工具本身必须被验证。一个会漏报的检查工具比没有检查更危险，</w:t>
-      </w:r>
-    </w:p>
-    <w:p>
-      <w:r>
-        <w:t>因为它会给出虚假的安全感。这次是靠"工具说没改动，但我明明改了代码"</w:t>
-      </w:r>
-    </w:p>
-    <w:p>
-      <w:r>
-        <w:t>这个矛盾才发现的。</w:t>
-      </w:r>
-    </w:p>
-    <w:p>
-      <w:pPr>
-        <w:pStyle w:val="Heading2"/>
-      </w:pPr>
-      <w:r>
-        <w:rPr>
-          <w:rFonts w:ascii="Calibri" w:hAnsi="Calibri" w:eastAsia="微软雅黑"/>
-        </w:rPr>
-        <w:t>47. 批量改注释的脚本误删了整段 FSMC 配置，唯一的信号是一条 warning</w:t>
-      </w:r>
-    </w:p>
-    <w:p>
-      <w:r>
-        <w:t>现象：阶段七改完 lcd.c 之后，在 Keil 里重新编译，结果是 0 error / 11 warning。</w:t>
-      </w:r>
-    </w:p>
-    <w:p>
-      <w:r>
-        <w:t>其中一条是：</w:t>
-      </w:r>
-    </w:p>
-    <w:p>
-      <w:r>
-        <w:t>lcd.c(198): warning: #550-D: variable "readTiming" was set but never used</w:t>
-      </w:r>
-    </w:p>
-    <w:p>
-      <w:r>
-        <w:t>"一个变量被赋值却没人用" —— 顺着这条警告回查，才发现</w:t>
-      </w:r>
-    </w:p>
-    <w:p>
-      <w:r>
-        <w:t>LCD_FSMC_Init() 里 fsmc 结构体的11 个字段赋值全都不见了，</w:t>
-      </w:r>
-    </w:p>
-    <w:p>
-      <w:r>
-        <w:t>函数变成了"声明一个结构体 → 直接 FSMC_NORSRAMInit(&amp;fsmc)"。</w:t>
-      </w:r>
-    </w:p>
-    <w:p>
-      <w:r>
-        <w:t>fsmc 是栈上的局部变量，字段不赋值就用未初始化的值。</w:t>
-      </w:r>
-    </w:p>
-    <w:p>
-      <w:r>
-        <w:t>C 语言不要求初始化局部结构体，所以编译、链接、生成 hex 全部正常，</w:t>
-      </w:r>
-    </w:p>
-    <w:p>
-      <w:r>
-        <w:t>0 error。但烧到板子上屏根本不会亮 —— 因为片选、位宽、时序全是垃圾值。</w:t>
-      </w:r>
-    </w:p>
-    <w:p>
-      <w:r>
-        <w:t>这是最难查的一类问题：工具链说没问题，硬件说不行。</w:t>
-      </w:r>
-    </w:p>
-    <w:p>
-      <w:r>
-        <w:t>出问题的是 fix_lcd_defects.py 里"删除失效的 writeTiming 配置块"那一步，</w:t>
-      </w:r>
-    </w:p>
-    <w:p>
-      <w:r>
-        <w:t>它用标记字符串定位区间：</w:t>
       </w:r>
     </w:p>
     <w:p>
@@ -3417,63 +2543,117 @@
           <w:rFonts w:ascii="Consolas" w:hAnsi="Consolas" w:eastAsia="微软雅黑"/>
           <w:sz w:val="19"/>
         </w:rPr>
-        <w:t>i = text.find(start_mark)</w:t>
-      </w:r>
-    </w:p>
-    <w:p>
+        <w:t>LEDn_OFF_H 的 bit4 正好是 FULL_OFF 标志位 → 该通道被永久关闭，舵机再也不动；on = 4096 则是 FULL_ON，通道恒高。</w:t>
+      </w:r>
+    </w:p>
+    <w:p>
+      <w:r>
+        <w:t>两种情况 I2C 仍返回成功，所以完全静默。</w:t>
+      </w:r>
+    </w:p>
+    <w:p>
+      <w:r>
+        <w:t>原因：函数注释明确写着"这里把 on/off 全部限制在 0~4095 的低 12 位范围内，因此标志位恒为 0"，但代码里没有任何掩码或范围检查。</w:t>
+      </w:r>
+    </w:p>
+    <w:p>
+      <w:r>
+        <w:t>现有两条调用路径（SetAngle 最大 512、ResetAll 传 0）都安全，所以这是"留给下一个调用者的雷"—— 而它已经作为公开 API 暴露在头文件里。</w:t>
+      </w:r>
+    </w:p>
+    <w:p>
+      <w:r>
+        <w:t>解决办法：进函数先把 on/off 掩到 12 位（&amp; 0x0FFF），让实现与注释一致。</w:t>
+      </w:r>
+    </w:p>
+    <w:p>
+      <w:bookmarkStart w:id="1094" w:name="问题040"/>
+      <w:bookmarkStart w:id="1093" w:name="_Toc901093"/>
+      <w:pPr>
+        <w:pStyle w:val="Heading2"/>
+      </w:pPr>
       <w:r>
         <w:rPr>
-          <w:rFonts w:ascii="Consolas" w:hAnsi="Consolas" w:eastAsia="微软雅黑"/>
-          <w:sz w:val="19"/>
+          <w:rFonts w:ascii="Calibri" w:hAnsi="Calibri" w:eastAsia="微软雅黑"/>
         </w:rPr>
-        <w:t>j = text.find(end_mark)</w:t>
-      </w:r>
-    </w:p>
-    <w:p>
+        <w:t>40. Toast 到期后恢复的底部提示与当前键义相反</w:t>
+      </w:r>
+      <w:bookmarkEnd w:id="1093"/>
+      <w:bookmarkEnd w:id="1094"/>
+    </w:p>
+    <w:p>
+      <w:r>
+        <w:t>现象：屏上唯一一行按键说明写着"确认保存"，而此刻确认键实际是"进入分钟"。</w:t>
+      </w:r>
+    </w:p>
+    <w:p>
+      <w:r>
+        <w:t>原因：时间设置界面的提示分三段（列表阶段/调小时/调分钟），但 Toast 到期时恢复提示的那段代码只按"是不是列表界面"二分，把 TIME_SET 一律当成列表阶段。</w:t>
+      </w:r>
+    </w:p>
+    <w:p>
+      <w:r>
+        <w:t>触发序列（1 秒窗口内连按）：调分钟阶段按确认保存 → 弹出 Toast 并回到列表阶段 → 1 秒内再按确认进入调小时 → Toast 到期 → 画出的提示是列表阶段的文案。下一次按键重画才自愈，但那之前用户已经按错了。</w:t>
+      </w:r>
+    </w:p>
+    <w:p>
+      <w:r>
+        <w:t>解决办法：改成按"当前界面 + 当前编辑阶段"三分支选择正确文案。</w:t>
+      </w:r>
+    </w:p>
+    <w:p>
+      <w:bookmarkStart w:id="1096" w:name="问题041"/>
+      <w:bookmarkStart w:id="1095" w:name="_Toc901095"/>
+      <w:pPr>
+        <w:pStyle w:val="Heading2"/>
+      </w:pPr>
       <w:r>
         <w:rPr>
-          <w:rFonts w:ascii="Consolas" w:hAnsi="Consolas" w:eastAsia="微软雅黑"/>
-          <w:sz w:val="19"/>
+          <w:rFonts w:ascii="Calibri" w:hAnsi="Calibri" w:eastAsia="微软雅黑"/>
         </w:rPr>
-        <w:t>text = text[:i] + new + text[j + ...:]</w:t>
-      </w:r>
-    </w:p>
-    <w:p>
-      <w:r>
-        <w:t>而 end_mark 是按"原文注释里括号是半角"写的，文件里实际是全角括号，</w:t>
-      </w:r>
-    </w:p>
-    <w:p>
-      <w:r>
-        <w:t>于是 find(end_mark) 返回 -1。脚本没有校验就继续拼接，</w:t>
-      </w:r>
-    </w:p>
-    <w:p>
-      <w:r>
-        <w:t>区间变成"从写时序注释开头一直到文件末尾"，中间的一切被删除。</w:t>
-      </w:r>
-    </w:p>
-    <w:p>
-      <w:r>
-        <w:t>更要命的是文件里的实际排布是"fsmc 字段被 writeTiming 块夹在中间"：</w:t>
-      </w:r>
-    </w:p>
-    <w:p>
-      <w:r>
-        <w:t>写时序注释 → writeTiming 的 7 处赋值 → fsmc 的 11 个字段</w:t>
-      </w:r>
-    </w:p>
-    <w:p>
-      <w:r>
-        <w:t>→ fsmc.FSMC_WriteTimingStruct = &amp;writeTiming;</w:t>
-      </w:r>
-    </w:p>
-    <w:p>
-      <w:r>
-        <w:t>所以被删掉的恰好是中间那 11 行关键配置。</w:t>
-      </w:r>
-    </w:p>
-    <w:p>
+        <w:t>41. 主界面重绘的影子变量复位方式错了</w:t>
+      </w:r>
+      <w:bookmarkEnd w:id="1095"/>
+      <w:bookmarkEnd w:id="1096"/>
+    </w:p>
+    <w:p>
+      <w:r>
+        <w:t>现象：每次回主界面、每次关盒、以及在蜂鸣期按任意键，都会把刚画好的五块内容原样再画一遍（约 9 万像素，接近全屏的 59%）。</w:t>
+      </w:r>
+    </w:p>
+    <w:p>
+      <w:r>
+        <w:t>蜂鸣期长按加减键（100ms 连发）更会形成每秒约 10 次的白刷。</w:t>
+      </w:r>
+    </w:p>
+    <w:p>
+      <w:r>
+        <w:t>原因：Main_RedrawAll() 的结构是"先整屏清 + 无条件画完 link/日期/时钟/ 蜂鸣行/药盒列表"，然后把脏标志的影子变量置成真实值不可能相等的哨兵（g_LastSec=0xFF、g_LastDateSig=0、g_LastLink=0xFF、g_BoxDirty=1）。</w:t>
+      </w:r>
+    </w:p>
+    <w:p>
+      <w:r>
+        <w:t>这样紧接着的那次 Menu_Tick 四条比较全部成立，于是把刚画的内容又画一遍。</w:t>
+      </w:r>
+    </w:p>
+    <w:p>
+      <w:r>
+        <w:t>而那段代码的注释写的是"避免 Menu_Tick 再重复画一遍"—— 效果正好相反。</w:t>
+      </w:r>
+    </w:p>
+    <w:p>
+      <w:r>
+        <w:t>这与文件头自称"本模块最关键的优化（按需重绘）"直接冲突。</w:t>
+      </w:r>
+    </w:p>
+    <w:p>
+      <w:r>
+        <w:t>解决办法：把影子变量同步为刚画上去的真实值，而不是哨兵。</w:t>
+      </w:r>
+    </w:p>
+    <w:p>
+      <w:bookmarkStart w:id="1098" w:name="附录"/>
+      <w:bookmarkStart w:id="1097" w:name="_Toc901097"/>
       <w:pPr>
         <w:pStyle w:val="Heading1"/>
       </w:pPr>
@@ -3483,8 +2663,12 @@
         </w:rPr>
         <w:t>附录：贯穿整个项目的经验教训</w:t>
       </w:r>
-    </w:p>
-    <w:p>
+      <w:bookmarkEnd w:id="1097"/>
+      <w:bookmarkEnd w:id="1098"/>
+    </w:p>
+    <w:p>
+      <w:bookmarkStart w:id="1100" w:name="附录_1"/>
+      <w:bookmarkStart w:id="1099" w:name="_Toc901099"/>
       <w:pPr>
         <w:pStyle w:val="Heading2"/>
       </w:pPr>
@@ -3494,6 +2678,8 @@
         </w:rPr>
         <w:t>1. 编码混编铁律：项目早期设备端 .c/.h 并非统一 GBK，而是 GBK 与 UTF-8 混编——经逐文件实测，app/menu/beep/esp01s_at.h/flash/key?/mqtt_huawei/rtc/timer/pca9685.h 等为 GBK，而 lcd/main/usart/key/font/pca9685.c/esp01s_at.c 等为 UTF-8。改文件前必须先确认该文件的实际编码：用错编码保存会把中文注释破坏成乱码替换符或问号。安全做法是用 Python 按字节读写、并保持原编码写回。现已全部统一为 GBK。</w:t>
       </w:r>
+      <w:bookmarkEnd w:id="1099"/>
+      <w:bookmarkEnd w:id="1100"/>
     </w:p>
     <w:p>
       <w:r>
@@ -3501,6 +2687,8 @@
       </w:r>
     </w:p>
     <w:p>
+      <w:bookmarkStart w:id="1102" w:name="附录_2"/>
+      <w:bookmarkStart w:id="1101" w:name="_Toc901101"/>
       <w:pPr>
         <w:pStyle w:val="Heading2"/>
       </w:pPr>
@@ -3510,8 +2698,12 @@
         </w:rPr>
         <w:t>2. 转义折叠陷阱：往 C 文件里插入带 \r\n 的字符串时，bash 的命令行里 \\r\\n 会被折叠成真实换行，导致编译报错字符串缺引号。正确做法是用脚本文件（Write 工具）写 Python 代码再执行，或者直接用编辑工具逐行改。</w:t>
       </w:r>
-    </w:p>
-    <w:p>
+      <w:bookmarkEnd w:id="1101"/>
+      <w:bookmarkEnd w:id="1102"/>
+    </w:p>
+    <w:p>
+      <w:bookmarkStart w:id="1104" w:name="附录_3"/>
+      <w:bookmarkStart w:id="1103" w:name="_Toc901103"/>
       <w:pPr>
         <w:pStyle w:val="Heading2"/>
       </w:pPr>
@@ -3521,8 +2713,12 @@
         </w:rPr>
         <w:t>3. 评估版 32KB 限制：Keil 免费版编译超过 32KB 链接失败（报 L6047U）。必须开 -O2 优化，代码从 33KB 降到 22KB。</w:t>
       </w:r>
-    </w:p>
-    <w:p>
+      <w:bookmarkEnd w:id="1103"/>
+      <w:bookmarkEnd w:id="1104"/>
+    </w:p>
+    <w:p>
+      <w:bookmarkStart w:id="1106" w:name="附录_4"/>
+      <w:bookmarkStart w:id="1105" w:name="_Toc901105"/>
       <w:pPr>
         <w:pStyle w:val="Heading2"/>
       </w:pPr>
@@ -3532,8 +2728,12 @@
         </w:rPr>
         <w:t>4. 栈溢出排查方法：全局变量被莫名破坏时，看编译生成的 .map 文件了解内存布局，发现栈区紧贴在全局变量后面，深调用链的栈用量超过栈大小就会向下溢出踩掉全局变量。用 12KB 栈解决。</w:t>
       </w:r>
-    </w:p>
-    <w:p>
+      <w:bookmarkEnd w:id="1105"/>
+      <w:bookmarkEnd w:id="1106"/>
+    </w:p>
+    <w:p>
+      <w:bookmarkStart w:id="1108" w:name="附录_5"/>
+      <w:bookmarkStart w:id="1107" w:name="_Toc901107"/>
       <w:pPr>
         <w:pStyle w:val="Heading2"/>
       </w:pPr>
@@ -3543,8 +2743,12 @@
         </w:rPr>
         <w:t>5. 华为云同步命令必须带响应参数：产品模型命令要定义响应参数，设备回复的 payload 里 paras 必须和定义一致，否则平台判超时（IOTDA.014111）。</w:t>
       </w:r>
-    </w:p>
-    <w:p>
+      <w:bookmarkEnd w:id="1107"/>
+      <w:bookmarkEnd w:id="1108"/>
+    </w:p>
+    <w:p>
+      <w:bookmarkStart w:id="1110" w:name="附录_6"/>
+      <w:bookmarkStart w:id="1109" w:name="_Toc901109"/>
       <w:pPr>
         <w:pStyle w:val="Heading2"/>
       </w:pPr>
@@ -3554,8 +2758,12 @@
         </w:rPr>
         <w:t>6. ESP-01S 512 字节消息上限：固件定死了单条消息长度，超长消息被截断（日志里 buf len=512 是特征）。大数据要分片传输，所以定时规则按盒分成 7 个属性。</w:t>
       </w:r>
-    </w:p>
-    <w:p>
+      <w:bookmarkEnd w:id="1109"/>
+      <w:bookmarkEnd w:id="1110"/>
+    </w:p>
+    <w:p>
+      <w:bookmarkStart w:id="1112" w:name="附录_7"/>
+      <w:bookmarkStart w:id="1111" w:name="_Toc901111"/>
       <w:pPr>
         <w:pStyle w:val="Heading2"/>
       </w:pPr>
@@ -3565,8 +2773,12 @@
         </w:rPr>
         <w:t>7. 下发属性用 updateProperties：华为云 SDK 里修改设备属性接口（UpdatePropertiesRequest 加 client.updateProperties）会通过 properties/set 推给设备；UpdateDeviceShadowDesiredData 只改影子不下发，用错就不同步。</w:t>
       </w:r>
-    </w:p>
-    <w:p>
+      <w:bookmarkEnd w:id="1111"/>
+      <w:bookmarkEnd w:id="1112"/>
+    </w:p>
+    <w:p>
+      <w:bookmarkStart w:id="1114" w:name="附录_8"/>
+      <w:bookmarkStart w:id="1113" w:name="_Toc901113"/>
       <w:pPr>
         <w:pStyle w:val="Heading2"/>
       </w:pPr>
@@ -3576,8 +2788,12 @@
         </w:rPr>
         <w:t>8. IAM 子用户 AK/SK 必须派生签名，标准版必须带 Instance-Id 请求头。</w:t>
       </w:r>
-    </w:p>
-    <w:p>
+      <w:bookmarkEnd w:id="1113"/>
+      <w:bookmarkEnd w:id="1114"/>
+    </w:p>
+    <w:p>
+      <w:bookmarkStart w:id="1116" w:name="附录_9"/>
+      <w:bookmarkStart w:id="1115" w:name="_Toc901115"/>
       <w:pPr>
         <w:pStyle w:val="Heading2"/>
       </w:pPr>
@@ -3587,8 +2803,12 @@
         </w:rPr>
         <w:t>9. 华为云域名有时解析到 IPv6，网络 IPv6 不通时连不上，用 https.Agent 的 family:4 强制走 IPv4。</w:t>
       </w:r>
-    </w:p>
-    <w:p>
+      <w:bookmarkEnd w:id="1115"/>
+      <w:bookmarkEnd w:id="1116"/>
+    </w:p>
+    <w:p>
+      <w:bookmarkStart w:id="1118" w:name="附录_10"/>
+      <w:bookmarkStart w:id="1117" w:name="_Toc901117"/>
       <w:pPr>
         <w:pStyle w:val="Heading2"/>
       </w:pPr>
@@ -3598,6 +2818,8 @@
         </w:rPr>
         <w:t>10. 产品模型改属性访问权限或结构后，华为云有缓存，要等一两分钟再测试。</w:t>
       </w:r>
+      <w:bookmarkEnd w:id="1117"/>
+      <w:bookmarkEnd w:id="1118"/>
     </w:p>
     <w:sectPr>
       <w:pgSz w:w="12240" w:h="15840"/>

--- a/开发历程问题整理.docx
+++ b/开发历程问题整理.docx
@@ -15,7 +15,7 @@
     </w:p>
     <w:p>
       <w:pPr>
-        <w:pStyle w:val="Heading1"/>
+        <w:pStyle w:val="TOCHeading"/>
       </w:pPr>
       <w:r>
         <w:rPr>
